--- a/resume-optimization-system:/modules:/Module_1_JD_Ingestion.docx
+++ b/resume-optimization-system:/modules:/Module_1_JD_Ingestion.docx
@@ -1,6 +1,6 @@
 
 <file path=word/document.xml><?xml version="1.0" encoding="utf-8"?>
-<w:document xmlns:wpc="http://schemas.microsoft.com/office/word/2010/wordprocessingCanvas" xmlns:cx="http://schemas.microsoft.com/office/drawing/2014/chartex" xmlns:cx1="http://schemas.microsoft.com/office/drawing/2015/9/8/chartex" xmlns:cx2="http://schemas.microsoft.com/office/drawing/2015/10/21/chartex" xmlns:cx3="http://schemas.microsoft.com/office/drawing/2016/5/9/chartex" xmlns:cx4="http://schemas.microsoft.com/office/drawing/2016/5/10/chartex" xmlns:cx5="http://schemas.microsoft.com/office/drawing/2016/5/11/chartex" xmlns:cx6="http://schemas.microsoft.com/office/drawing/2016/5/12/chartex" xmlns:cx7="http://schemas.microsoft.com/office/drawing/2016/5/13/chartex" xmlns:cx8="http://schemas.microsoft.com/office/drawing/2016/5/14/chartex" xmlns:mc="http://schemas.openxmlformats.org/markup-compatibility/2006" xmlns:aink="http://schemas.microsoft.com/office/drawing/2016/ink" xmlns:am3d="http://schemas.microsoft.com/office/drawing/2017/model3d" xmlns:o="urn:schemas-microsoft-com:office:office" xmlns:oel="http://schemas.microsoft.com/office/2019/extlst" xmlns:r="http://schemas.openxmlformats.org/officeDocument/2006/relationships" xmlns:m="http://schemas.openxmlformats.org/officeDocument/2006/math" xmlns:v="urn:schemas-microsoft-com:vml" xmlns:wp14="http://schemas.microsoft.com/office/word/2010/wordprocessingDrawing" xmlns:wp="http://schemas.openxmlformats.org/drawingml/2006/wordprocessingDrawing" xmlns:w10="urn:schemas-microsoft-com:office:word" xmlns:w="http://schemas.openxmlformats.org/wordprocessingml/2006/main" xmlns:w14="http://schemas.microsoft.com/office/word/2010/wordml" xmlns:w15="http://schemas.microsoft.com/office/word/2012/wordml" xmlns:w16cex="http://schemas.microsoft.com/office/word/2018/wordml/cex" xmlns:w16cid="http://schemas.microsoft.com/office/word/2016/wordml/cid" xmlns:w16="http://schemas.microsoft.com/office/word/2018/wordml" xmlns:w16du="http://schemas.microsoft.com/office/word/2023/wordml/word16du" xmlns:w16sdtdh="http://schemas.microsoft.com/office/word/2020/wordml/sdtdatahash" xmlns:w16sdtfl="http://schemas.microsoft.com/office/word/2024/wordml/sdtformatlock" xmlns:w16se="http://schemas.microsoft.com/office/word/2015/wordml/symex" xmlns:wpg="http://schemas.microsoft.com/office/word/2010/wordprocessingGroup" xmlns:wpi="http://schemas.microsoft.com/office/word/2010/wordprocessingInk" xmlns:wne="http://schemas.microsoft.com/office/word/2006/wordml" xmlns:wps="http://schemas.microsoft.com/office/word/2010/wordprocessingShape" mc:Ignorable="w14 w15 w16se w16cid w16 w16cex w16sdtdh w16sdtfl w16du wp14">
+<w:document xmlns:wpc="http://schemas.microsoft.com/office/word/2010/wordprocessingCanvas" xmlns:cx="http://schemas.microsoft.com/office/drawing/2014/chartex" xmlns:cx1="http://schemas.microsoft.com/office/drawing/2015/9/8/chartex" xmlns:cx2="http://schemas.microsoft.com/office/drawing/2015/10/21/chartex" xmlns:cx3="http://schemas.microsoft.com/office/drawing/2016/5/9/chartex" xmlns:cx4="http://schemas.microsoft.com/office/drawing/2016/5/10/chartex" xmlns:cx5="http://schemas.microsoft.com/office/drawing/2016/5/11/chartex" xmlns:cx6="http://schemas.microsoft.com/office/drawing/2016/5/12/chartex" xmlns:cx7="http://schemas.microsoft.com/office/drawing/2016/5/13/chartex" xmlns:cx8="http://schemas.microsoft.com/office/drawing/2016/5/14/chartex" xmlns:mc="http://schemas.openxmlformats.org/markup-compatibility/2006" xmlns:m="http://schemas.openxmlformats.org/officeDocument/2006/math" xmlns:aink="http://schemas.microsoft.com/office/drawing/2016/ink" xmlns:am3d="http://schemas.microsoft.com/office/drawing/2017/model3d" xmlns:oel="http://schemas.microsoft.com/office/2019/extlst" xmlns:r="http://schemas.openxmlformats.org/officeDocument/2006/relationships" xmlns:wp14="http://schemas.microsoft.com/office/word/2010/wordprocessingDrawing" xmlns:wp="http://schemas.openxmlformats.org/drawingml/2006/wordprocessingDrawing" xmlns:wpg="http://schemas.microsoft.com/office/word/2010/wordprocessingGroup" xmlns:wpi="http://schemas.microsoft.com/office/word/2010/wordprocessingInk" xmlns:wps="http://schemas.microsoft.com/office/word/2010/wordprocessingShape" xmlns:o="urn:schemas-microsoft-com:office:office" xmlns:v="urn:schemas-microsoft-com:vml" xmlns:w10="urn:schemas-microsoft-com:office:word" xmlns:w="http://schemas.openxmlformats.org/wordprocessingml/2006/main" xmlns:w14="http://schemas.microsoft.com/office/word/2010/wordml" xmlns:w15="http://schemas.microsoft.com/office/word/2012/wordml" xmlns:w16cex="http://schemas.microsoft.com/office/word/2018/wordml/cex" xmlns:w16cid="http://schemas.microsoft.com/office/word/2016/wordml/cid" xmlns:w16="http://schemas.microsoft.com/office/word/2018/wordml" xmlns:w16sdtdh="http://schemas.microsoft.com/office/word/2020/wordml/sdtdatahash" xmlns:w16sdtfl="http://schemas.microsoft.com/office/word/2024/wordml/sdtformatlock" xmlns:w16se="http://schemas.microsoft.com/office/word/2015/wordml/symex" xmlns:w16du="http://schemas.microsoft.com/office/word/2023/wordml/word16du" xmlns:wne="http://schemas.microsoft.com/office/word/2006/wordml" mc:Ignorable="w14 w15 w16se w16cid w16 w16cex w16sdtdh w16sdtfl w16du wp14">
   <w:body>
     <w:p>
       <w:pPr>
@@ -179,7 +179,7 @@
           <w:kern w:val="0"/>
           <w14:ligatures w14:val="none"/>
         </w:rPr>
-        <w:t>Reframing Decisions (approved/rejected/partial)</w:t>
+        <w:t>JSON Ledger Sidecar (machine-readable companion consumed by the Module 2/3 verification harness)</w:t>
       </w:r>
     </w:p>
     <w:p>
@@ -201,6 +201,28 @@
           <w:kern w:val="0"/>
           <w14:ligatures w14:val="none"/>
         </w:rPr>
+        <w:t>Reframing Decisions (approved/rejected/partial)</w:t>
+      </w:r>
+    </w:p>
+    <w:p>
+      <w:pPr>
+        <w:numPr>
+          <w:ilvl w:val="0"/>
+          <w:numId w:val="1"/>
+        </w:numPr>
+        <w:spacing w:before="100" w:beforeAutospacing="1" w:after="100" w:afterAutospacing="1" w:line="240" w:lineRule="auto"/>
+        <w:rPr>
+          <w:rFonts w:ascii="Times New Roman" w:eastAsia="Times New Roman" w:hAnsi="Times New Roman" w:cs="Times New Roman"/>
+          <w:kern w:val="0"/>
+          <w14:ligatures w14:val="none"/>
+        </w:rPr>
+      </w:pPr>
+      <w:r>
+        <w:rPr>
+          <w:rFonts w:ascii="Times New Roman" w:eastAsia="Times New Roman" w:hAnsi="Times New Roman" w:cs="Times New Roman"/>
+          <w:kern w:val="0"/>
+          <w14:ligatures w14:val="none"/>
+        </w:rPr>
         <w:t>Go/No-Go Verdict</w:t>
       </w:r>
     </w:p>
@@ -262,7 +284,7 @@
         </w:rPr>
       </w:pPr>
       <w:r>
-        <w:pict w14:anchorId="18654F5E">
+        <w:pict w14:anchorId="071E216E">
           <v:rect id="Horizontal Line 1" o:spid="_x0000_s1068" alt="" style="width:468pt;height:.05pt;visibility:visible;mso-wrap-style:square;mso-width-percent:0;mso-height-percent:0;mso-left-percent:-10001;mso-top-percent:-10001;mso-position-horizontal:absolute;mso-position-horizontal-relative:char;mso-position-vertical:absolute;mso-position-vertical-relative:line;mso-width-percent:0;mso-height-percent:0;mso-left-percent:-10001;mso-top-percent:-10001;v-text-anchor:top" filled="f">
             <o:lock v:ext="edit" rotation="t" aspectratio="t" verticies="t" text="t" shapetype="t"/>
             <w10:anchorlock/>
@@ -325,7 +347,7 @@
         </w:rPr>
       </w:pPr>
       <w:r>
-        <w:pict w14:anchorId="280961D4">
+        <w:pict w14:anchorId="0780CCF5">
           <v:rect id="Horizontal Line 2" o:spid="_x0000_s1067" alt="" style="width:468pt;height:.05pt;visibility:visible;mso-wrap-style:square;mso-width-percent:0;mso-height-percent:0;mso-left-percent:-10001;mso-top-percent:-10001;mso-position-horizontal:absolute;mso-position-horizontal-relative:char;mso-position-vertical:absolute;mso-position-vertical-relative:line;mso-width-percent:0;mso-height-percent:0;mso-left-percent:-10001;mso-top-percent:-10001;v-text-anchor:top" filled="f">
             <o:lock v:ext="edit" rotation="t" aspectratio="t" verticies="t" text="t" shapetype="t"/>
             <w10:anchorlock/>
@@ -357,7 +379,6 @@
           <w:szCs w:val="36"/>
           <w14:ligatures w14:val="none"/>
         </w:rPr>
-        <w:lastRenderedPageBreak/>
         <w:t>VISUAL FORMATTING RULES (Global)</w:t>
       </w:r>
     </w:p>
@@ -1313,7 +1334,7 @@
         </w:rPr>
       </w:pPr>
       <w:r>
-        <w:pict w14:anchorId="0181D9D4">
+        <w:pict w14:anchorId="726A0B3F">
           <v:rect id="Horizontal Line 3" o:spid="_x0000_s1066" alt="" style="width:468pt;height:.05pt;visibility:visible;mso-wrap-style:square;mso-width-percent:0;mso-height-percent:0;mso-left-percent:-10001;mso-top-percent:-10001;mso-position-horizontal:absolute;mso-position-horizontal-relative:char;mso-position-vertical:absolute;mso-position-vertical-relative:line;mso-width-percent:0;mso-height-percent:0;mso-left-percent:-10001;mso-top-percent:-10001;v-text-anchor:top" filled="f">
             <o:lock v:ext="edit" rotation="t" aspectratio="t" verticies="t" text="t" shapetype="t"/>
             <w10:anchorlock/>
@@ -1345,7 +1366,6 @@
           <w:szCs w:val="36"/>
           <w14:ligatures w14:val="none"/>
         </w:rPr>
-        <w:lastRenderedPageBreak/>
         <w:t>INPUTS REQUIRED</w:t>
       </w:r>
     </w:p>
@@ -1478,7 +1498,7 @@
         </w:rPr>
       </w:pPr>
       <w:r>
-        <w:pict w14:anchorId="0E98AE09">
+        <w:pict w14:anchorId="7DAD6068">
           <v:rect id="Horizontal Line 4" o:spid="_x0000_s1065" alt="" style="width:468pt;height:.05pt;visibility:visible;mso-wrap-style:square;mso-width-percent:0;mso-height-percent:0;mso-left-percent:-10001;mso-top-percent:-10001;mso-position-horizontal:absolute;mso-position-horizontal-relative:char;mso-position-vertical:absolute;mso-position-vertical-relative:line;mso-width-percent:0;mso-height-percent:0;mso-left-percent:-10001;mso-top-percent:-10001;v-text-anchor:top" filled="f">
             <o:lock v:ext="edit" rotation="t" aspectratio="t" verticies="t" text="t" shapetype="t"/>
             <w10:anchorlock/>
@@ -2223,6 +2243,7 @@
                 <w:kern w:val="0"/>
                 <w14:ligatures w14:val="none"/>
               </w:rPr>
+              <w:lastRenderedPageBreak/>
               <w:t>LIKELY_MUST</w:t>
             </w:r>
           </w:p>
@@ -2305,7 +2326,6 @@
                 <w:kern w:val="0"/>
                 <w14:ligatures w14:val="none"/>
               </w:rPr>
-              <w:lastRenderedPageBreak/>
               <w:t>ADVISORY</w:t>
             </w:r>
           </w:p>
@@ -2702,12 +2722,12 @@
     </w:p>
     <w:p>
       <w:r>
+        <w:lastRenderedPageBreak/>
         <w:t>- If a requirement is listed under a "Preferred" header, it is ADVISORY — even if the text describes a core job function. Do not upgrade to LIKELY_MUST or MUST.</w:t>
       </w:r>
     </w:p>
     <w:p>
       <w:r>
-        <w:lastRenderedPageBreak/>
         <w:t>The employer chose where to place each requirement. Respect that placement.</w:t>
       </w:r>
     </w:p>
@@ -2835,7 +2855,7 @@
         </w:rPr>
       </w:pPr>
       <w:r>
-        <w:pict w14:anchorId="1BEA89C5">
+        <w:pict w14:anchorId="543B1A7E">
           <v:rect id="Horizontal Line 5" o:spid="_x0000_s1064" alt="" style="width:468pt;height:.05pt;visibility:visible;mso-wrap-style:square;mso-width-percent:0;mso-height-percent:0;mso-left-percent:-10001;mso-top-percent:-10001;mso-position-horizontal:absolute;mso-position-horizontal-relative:char;mso-position-vertical:absolute;mso-position-vertical-relative:line;mso-width-percent:0;mso-height-percent:0;mso-left-percent:-10001;mso-top-percent:-10001;v-text-anchor:top" filled="f">
             <o:lock v:ext="edit" rotation="t" aspectratio="t" verticies="t" text="t" shapetype="t"/>
             <w10:anchorlock/>
@@ -3380,7 +3400,7 @@
         </w:rPr>
       </w:pPr>
       <w:r>
-        <w:pict w14:anchorId="05F70184">
+        <w:pict w14:anchorId="152196CA">
           <v:rect id="Horizontal Line 6" o:spid="_x0000_s1063" alt="" style="width:468pt;height:.05pt;visibility:visible;mso-wrap-style:square;mso-width-percent:0;mso-height-percent:0;mso-left-percent:-10001;mso-top-percent:-10001;mso-position-horizontal:absolute;mso-position-horizontal-relative:char;mso-position-vertical:absolute;mso-position-vertical-relative:line;mso-width-percent:0;mso-height-percent:0;mso-left-percent:-10001;mso-top-percent:-10001;v-text-anchor:top" filled="f">
             <o:lock v:ext="edit" rotation="t" aspectratio="t" verticies="t" text="t" shapetype="t"/>
             <w10:anchorlock/>
@@ -3447,11 +3467,8 @@
         </w:rPr>
       </w:pPr>
       <w:r>
-        <w:t xml:space="preserve">USER CONFIRMATION (MANDATORY): After detecting Application Type, present to user: 'Detected Application Type: [CAREER_CHANGE / SAME_FIELD / INTERNAL_TRANSFER]. Confirm or correct.' Do not proceed to Target Role Level </w:t>
-      </w:r>
-      <w:r>
         <w:lastRenderedPageBreak/>
-        <w:t>detection until user confirms. CAREER_CHANGE activates 16+ conditional rules in Module 2; misclassification silently skips all of them.</w:t>
+        <w:t>USER CONFIRMATION (MANDATORY): After detecting Application Type, present to user: 'Detected Application Type: [CAREER_CHANGE / SAME_FIELD / INTERNAL_TRANSFER]. Confirm or correct.' Do not proceed to Target Role Level detection until user confirms. CAREER_CHANGE activates 16+ conditional rules in Module 2; misclassification silently skips all of them.</w:t>
       </w:r>
     </w:p>
     <w:p>
@@ -4687,7 +4704,7 @@
         </w:rPr>
       </w:pPr>
       <w:r>
-        <w:pict w14:anchorId="3BA9B84E">
+        <w:pict w14:anchorId="0105A64D">
           <v:rect id="Horizontal Line 7" o:spid="_x0000_s1062" alt="" style="width:468pt;height:.05pt;visibility:visible;mso-wrap-style:square;mso-width-percent:0;mso-height-percent:0;mso-left-percent:-10001;mso-top-percent:-10001;mso-position-horizontal:absolute;mso-position-horizontal-relative:char;mso-position-vertical:absolute;mso-position-vertical-relative:line;mso-width-percent:0;mso-height-percent:0;mso-left-percent:-10001;mso-top-percent:-10001;v-text-anchor:top" filled="f">
             <o:lock v:ext="edit" rotation="t" aspectratio="t" verticies="t" text="t" shapetype="t"/>
             <w10:anchorlock/>
@@ -4743,6 +4760,7 @@
           <w:kern w:val="0"/>
           <w14:ligatures w14:val="none"/>
         </w:rPr>
+        <w:lastRenderedPageBreak/>
         <w:t>ATS_Profile:</w:t>
       </w:r>
       <w:r>
@@ -4807,7 +4825,6 @@
           <w:kern w:val="0"/>
           <w14:ligatures w14:val="none"/>
         </w:rPr>
-        <w:lastRenderedPageBreak/>
         <w:t>ATS_Lock:</w:t>
       </w:r>
       <w:r>
@@ -4829,7 +4846,7 @@
         </w:rPr>
       </w:pPr>
       <w:r>
-        <w:pict w14:anchorId="5517F44D">
+        <w:pict w14:anchorId="1606C4E4">
           <v:rect id="Horizontal Line 8" o:spid="_x0000_s1061" alt="" style="width:468pt;height:.05pt;visibility:visible;mso-wrap-style:square;mso-width-percent:0;mso-height-percent:0;mso-left-percent:-10001;mso-top-percent:-10001;mso-position-horizontal:absolute;mso-position-horizontal-relative:char;mso-position-vertical:absolute;mso-position-vertical-relative:line;mso-width-percent:0;mso-height-percent:0;mso-left-percent:-10001;mso-top-percent:-10001;v-text-anchor:top" filled="f">
             <o:lock v:ext="edit" rotation="t" aspectratio="t" verticies="t" text="t" shapetype="t"/>
             <w10:anchorlock/>
@@ -5907,6 +5924,7 @@
           <w:kern w:val="0"/>
           <w14:ligatures w14:val="none"/>
         </w:rPr>
+        <w:lastRenderedPageBreak/>
         <w:t>PROJECT CASE-STUDY FORMAT (business-centric framing):</w:t>
       </w:r>
     </w:p>
@@ -5925,7 +5943,6 @@
           <w:kern w:val="0"/>
           <w14:ligatures w14:val="none"/>
         </w:rPr>
-        <w:lastRenderedPageBreak/>
         <w:t>For each project, use three bolded headers:</w:t>
       </w:r>
     </w:p>
@@ -6035,7 +6052,7 @@
         </w:rPr>
       </w:pPr>
       <w:r>
-        <w:pict w14:anchorId="54E31E2B">
+        <w:pict w14:anchorId="082824A5">
           <v:rect id="Horizontal Line 9" o:spid="_x0000_s1060" alt="" style="width:468pt;height:.05pt;visibility:visible;mso-wrap-style:square;mso-width-percent:0;mso-height-percent:0;mso-left-percent:-10001;mso-top-percent:-10001;mso-position-horizontal:absolute;mso-position-horizontal-relative:char;mso-position-vertical:absolute;mso-position-vertical-relative:line;mso-width-percent:0;mso-height-percent:0;mso-left-percent:-10001;mso-top-percent:-10001;v-text-anchor:top" filled="f">
             <o:lock v:ext="edit" rotation="t" aspectratio="t" verticies="t" text="t" shapetype="t"/>
             <w10:anchorlock/>
@@ -6338,7 +6355,7 @@
         </w:rPr>
       </w:pPr>
       <w:r>
-        <w:pict w14:anchorId="50558746">
+        <w:pict w14:anchorId="58E49590">
           <v:rect id="Horizontal Line 10" o:spid="_x0000_s1059" alt="" style="width:468pt;height:.05pt;visibility:visible;mso-wrap-style:square;mso-width-percent:0;mso-height-percent:0;mso-left-percent:-10001;mso-top-percent:-10001;mso-position-horizontal:absolute;mso-position-horizontal-relative:char;mso-position-vertical:absolute;mso-position-vertical-relative:line;mso-width-percent:0;mso-height-percent:0;mso-left-percent:-10001;mso-top-percent:-10001;v-text-anchor:top" filled="f">
             <o:lock v:ext="edit" rotation="t" aspectratio="t" verticies="t" text="t" shapetype="t"/>
             <w10:anchorlock/>
@@ -6987,7 +7004,7 @@
         </w:rPr>
       </w:pPr>
       <w:r>
-        <w:pict w14:anchorId="20C3601E">
+        <w:pict w14:anchorId="253D1D47">
           <v:rect id="Horizontal Line 11" o:spid="_x0000_s1058" alt="" style="width:468pt;height:.05pt;visibility:visible;mso-wrap-style:square;mso-width-percent:0;mso-height-percent:0;mso-left-percent:-10001;mso-top-percent:-10001;mso-position-horizontal:absolute;mso-position-horizontal-relative:char;mso-position-vertical:absolute;mso-position-vertical-relative:line;mso-width-percent:0;mso-height-percent:0;mso-left-percent:-10001;mso-top-percent:-10001;v-text-anchor:top" filled="f">
             <o:lock v:ext="edit" rotation="t" aspectratio="t" verticies="t" text="t" shapetype="t"/>
             <w10:anchorlock/>
@@ -7050,7 +7067,7 @@
         </w:rPr>
       </w:pPr>
       <w:r>
-        <w:pict w14:anchorId="3BB3FC7B">
+        <w:pict w14:anchorId="106145EB">
           <v:rect id="Horizontal Line 12" o:spid="_x0000_s1057" alt="" style="width:468pt;height:.05pt;visibility:visible;mso-wrap-style:square;mso-width-percent:0;mso-height-percent:0;mso-left-percent:-10001;mso-top-percent:-10001;mso-position-horizontal:absolute;mso-position-horizontal-relative:char;mso-position-vertical:absolute;mso-position-vertical-relative:line;mso-width-percent:0;mso-height-percent:0;mso-left-percent:-10001;mso-top-percent:-10001;v-text-anchor:top" filled="f">
             <o:lock v:ext="edit" rotation="t" aspectratio="t" verticies="t" text="t" shapetype="t"/>
             <w10:anchorlock/>
@@ -7179,7 +7196,7 @@
         </w:rPr>
       </w:pPr>
       <w:r>
-        <w:pict w14:anchorId="7E1663AB">
+        <w:pict w14:anchorId="04659BEA">
           <v:rect id="Horizontal Line 13" o:spid="_x0000_s1056" alt="" style="width:468pt;height:.05pt;visibility:visible;mso-wrap-style:square;mso-width-percent:0;mso-height-percent:0;mso-left-percent:-10001;mso-top-percent:-10001;mso-position-horizontal:absolute;mso-position-horizontal-relative:char;mso-position-vertical:absolute;mso-position-vertical-relative:line;mso-width-percent:0;mso-height-percent:0;mso-left-percent:-10001;mso-top-percent:-10001;v-text-anchor:top" filled="f">
             <o:lock v:ext="edit" rotation="t" aspectratio="t" verticies="t" text="t" shapetype="t"/>
             <w10:anchorlock/>
@@ -7574,6 +7591,7 @@
                 <w:kern w:val="0"/>
                 <w14:ligatures w14:val="none"/>
               </w:rPr>
+              <w:lastRenderedPageBreak/>
               <w:t>Pruned</w:t>
             </w:r>
           </w:p>
@@ -7631,7 +7649,6 @@
                 <w:kern w:val="0"/>
                 <w14:ligatures w14:val="none"/>
               </w:rPr>
-              <w:lastRenderedPageBreak/>
               <w:t>Frozen</w:t>
             </w:r>
           </w:p>
@@ -8688,6 +8705,7 @@
           <w:kern w:val="0"/>
           <w14:ligatures w14:val="none"/>
         </w:rPr>
+        <w:lastRenderedPageBreak/>
         <w:t>PRIORITY WITHIN EACH TIER:</w:t>
       </w:r>
     </w:p>
@@ -8710,7 +8728,6 @@
           <w:kern w:val="0"/>
           <w14:ligatures w14:val="none"/>
         </w:rPr>
-        <w:lastRenderedPageBreak/>
         <w:t>Evidence available in resume &gt; No evidence (prioritize matchable)</w:t>
       </w:r>
     </w:p>
@@ -10096,7 +10113,7 @@
         </w:rPr>
       </w:pPr>
       <w:r>
-        <w:pict w14:anchorId="4B55E2CC">
+        <w:pict w14:anchorId="6135547F">
           <v:rect id="Horizontal Line 14" o:spid="_x0000_s1055" alt="" style="width:468pt;height:.05pt;visibility:visible;mso-wrap-style:square;mso-width-percent:0;mso-height-percent:0;mso-left-percent:-10001;mso-top-percent:-10001;mso-position-horizontal:absolute;mso-position-horizontal-relative:char;mso-position-vertical:absolute;mso-position-vertical-relative:line;mso-width-percent:0;mso-height-percent:0;mso-left-percent:-10001;mso-top-percent:-10001;v-text-anchor:top" filled="f">
             <o:lock v:ext="edit" rotation="t" aspectratio="t" verticies="t" text="t" shapetype="t"/>
             <w10:anchorlock/>
@@ -10148,6 +10165,7 @@
           <w:kern w:val="0"/>
           <w14:ligatures w14:val="none"/>
         </w:rPr>
+        <w:lastRenderedPageBreak/>
         <w:t>DISTINCT EMPLOYMENT POSITIONS DEFINITION:</w:t>
       </w:r>
     </w:p>
@@ -10170,7 +10188,6 @@
           <w:kern w:val="0"/>
           <w14:ligatures w14:val="none"/>
         </w:rPr>
-        <w:lastRenderedPageBreak/>
         <w:t>Each unique (Company + Title + Date Range) combination = 1 position</w:t>
       </w:r>
     </w:p>
@@ -11373,6 +11390,7 @@
     </w:p>
     <w:p>
       <w:r>
+        <w:lastRenderedPageBreak/>
         <w:t>Now executing: -&gt; Gate 0: Evidence Discovery (Question Generation + Archive Matching)</w:t>
       </w:r>
     </w:p>
@@ -11502,7 +11520,7 @@
         </w:rPr>
       </w:pPr>
       <w:r>
-        <w:pict w14:anchorId="044F054F">
+        <w:pict w14:anchorId="7D7C9A76">
           <v:rect id="Horizontal Line 15" o:spid="_x0000_s1054" alt="" style="width:468pt;height:.05pt;visibility:visible;mso-wrap-style:square;mso-width-percent:0;mso-height-percent:0;mso-left-percent:-10001;mso-top-percent:-10001;mso-position-horizontal:absolute;mso-position-horizontal-relative:char;mso-position-vertical:absolute;mso-position-vertical-relative:line;mso-width-percent:0;mso-height-percent:0;mso-left-percent:-10001;mso-top-percent:-10001;v-text-anchor:top" filled="f">
             <o:lock v:ext="edit" rotation="t" aspectratio="t" verticies="t" text="t" shapetype="t"/>
             <w10:anchorlock/>
@@ -12022,6 +12040,7 @@
                 <w:kern w:val="0"/>
                 <w14:ligatures w14:val="none"/>
               </w:rPr>
+              <w:lastRenderedPageBreak/>
               <w:t>1-2</w:t>
             </w:r>
           </w:p>
@@ -12182,7 +12201,6 @@
                 <w:kern w:val="0"/>
                 <w14:ligatures w14:val="none"/>
               </w:rPr>
-              <w:lastRenderedPageBreak/>
               <w:t>5+</w:t>
             </w:r>
           </w:p>
@@ -12760,6 +12778,7 @@
           <w:kern w:val="0"/>
           <w14:ligatures w14:val="none"/>
         </w:rPr>
+        <w:lastRenderedPageBreak/>
         <w:t>B. REFRAMING QUESTIONS (require judgment about honest framing):</w:t>
       </w:r>
     </w:p>
@@ -12804,7 +12823,6 @@
           <w:kern w:val="0"/>
           <w14:ligatures w14:val="none"/>
         </w:rPr>
-        <w:lastRenderedPageBreak/>
         <w:t>"Was [your work] essentially [JD concept]?"</w:t>
       </w:r>
     </w:p>
@@ -13009,6 +13027,7 @@
           <w:kern w:val="0"/>
           <w14:ligatures w14:val="none"/>
         </w:rPr>
+        <w:lastRenderedPageBreak/>
         <w:t>High-yield question templates (select 2-4 per resume):</w:t>
       </w:r>
     </w:p>
@@ -13031,7 +13050,6 @@
           <w:kern w:val="0"/>
           <w14:ligatures w14:val="none"/>
         </w:rPr>
-        <w:lastRenderedPageBreak/>
         <w:t>"How did you get involved in [accomplishment]? Was it assigned, or did you create/propose the opportunity?"</w:t>
       </w:r>
     </w:p>
@@ -13946,6 +13964,7 @@
           <w:szCs w:val="20"/>
           <w14:ligatures w14:val="none"/>
         </w:rPr>
+        <w:lastRenderedPageBreak/>
         <w:t xml:space="preserve">  - Hidden Evidence probes: minimum 2</w:t>
       </w:r>
     </w:p>
@@ -14006,7 +14025,6 @@
           <w:kern w:val="0"/>
           <w14:ligatures w14:val="none"/>
         </w:rPr>
-        <w:lastRenderedPageBreak/>
         <w:t>DEDUPLICATION CHECK (before finalizing question list):</w:t>
       </w:r>
     </w:p>
@@ -15513,6 +15531,7 @@
           <w:szCs w:val="20"/>
           <w14:ligatures w14:val="none"/>
         </w:rPr>
+        <w:lastRenderedPageBreak/>
         <w:t>Total: [N] questions generated</w:t>
       </w:r>
     </w:p>
@@ -15553,7 +15572,6 @@
           <w:kern w:val="0"/>
           <w14:ligatures w14:val="none"/>
         </w:rPr>
-        <w:lastRenderedPageBreak/>
         <w:t>If Archive WAS detected at start of STEP 1:</w:t>
       </w:r>
     </w:p>
@@ -16680,6 +16698,7 @@
           <w:kern w:val="0"/>
           <w14:ligatures w14:val="none"/>
         </w:rPr>
+        <w:lastRenderedPageBreak/>
         <w:t>Proceed to Step 3</w:t>
       </w:r>
     </w:p>
@@ -16700,7 +16719,6 @@
           <w:kern w:val="0"/>
           <w14:ligatures w14:val="none"/>
         </w:rPr>
-        <w:lastRenderedPageBreak/>
         <w:t>Why deferred insertion helps:</w:t>
       </w:r>
       <w:r>
@@ -16722,7 +16740,7 @@
         </w:rPr>
       </w:pPr>
       <w:r>
-        <w:pict w14:anchorId="733C2C3A">
+        <w:pict w14:anchorId="6674F9D6">
           <v:rect id="Horizontal Line 16" o:spid="_x0000_s1053" alt="" style="width:468pt;height:.05pt;visibility:visible;mso-wrap-style:square;mso-width-percent:0;mso-height-percent:0;mso-left-percent:-10001;mso-top-percent:-10001;mso-position-horizontal:absolute;mso-position-horizontal-relative:char;mso-position-vertical:absolute;mso-position-vertical-relative:line;mso-width-percent:0;mso-height-percent:0;mso-left-percent:-10001;mso-top-percent:-10001;v-text-anchor:top" filled="f">
             <o:lock v:ext="edit" rotation="t" aspectratio="t" verticies="t" text="t" shapetype="t"/>
             <w10:anchorlock/>
@@ -16990,6 +17008,7 @@
           <w:kern w:val="0"/>
           <w14:ligatures w14:val="none"/>
         </w:rPr>
+        <w:lastRenderedPageBreak/>
         <w:t>Questions have already been generated in Step 1 based solely on JD analysis and resume gaps. The Q&amp;A document does NOT influence which questions were asked.</w:t>
       </w:r>
     </w:p>
@@ -17008,7 +17027,6 @@
           <w:kern w:val="0"/>
           <w14:ligatures w14:val="none"/>
         </w:rPr>
-        <w:lastRenderedPageBreak/>
         <w:t>Match ONLY FACTUAL questions against the Q&amp;A document. REFRAMING questions are NEVER matched—they always go directly to Phase B regardless of any prior approvals from other JDs.</w:t>
       </w:r>
     </w:p>
@@ -17583,7 +17601,7 @@
         </w:rPr>
       </w:pPr>
       <w:r>
-        <w:pict w14:anchorId="737577D2">
+        <w:pict w14:anchorId="4D6D3DDC">
           <v:rect id="Horizontal Line 17" o:spid="_x0000_s1052" alt="" style="width:468pt;height:.05pt;visibility:visible;mso-wrap-style:square;mso-width-percent:0;mso-height-percent:0;mso-left-percent:-10001;mso-top-percent:-10001;mso-position-horizontal:absolute;mso-position-horizontal-relative:char;mso-position-vertical:absolute;mso-position-vertical-relative:line;mso-width-percent:0;mso-height-percent:0;mso-left-percent:-10001;mso-top-percent:-10001;v-text-anchor:top" filled="f">
             <o:lock v:ext="edit" rotation="t" aspectratio="t" verticies="t" text="t" shapetype="t"/>
             <w10:anchorlock/>
@@ -19044,7 +19062,7 @@
         </w:rPr>
       </w:pPr>
       <w:r>
-        <w:pict w14:anchorId="3DCD65D4">
+        <w:pict w14:anchorId="5F8B16F8">
           <v:rect id="Horizontal Line 18" o:spid="_x0000_s1051" alt="" style="width:468pt;height:.05pt;visibility:visible;mso-wrap-style:square;mso-width-percent:0;mso-height-percent:0;mso-left-percent:-10001;mso-top-percent:-10001;mso-position-horizontal:absolute;mso-position-horizontal-relative:char;mso-position-vertical:absolute;mso-position-vertical-relative:line;mso-width-percent:0;mso-height-percent:0;mso-left-percent:-10001;mso-top-percent:-10001;v-text-anchor:top" filled="f">
             <o:lock v:ext="edit" rotation="t" aspectratio="t" verticies="t" text="t" shapetype="t"/>
             <w10:anchorlock/>
@@ -19646,7 +19664,7 @@
         </w:rPr>
       </w:pPr>
       <w:r>
-        <w:pict w14:anchorId="63B5EC47">
+        <w:pict w14:anchorId="7837B1A4">
           <v:rect id="Horizontal Line 19" o:spid="_x0000_s1050" alt="" style="width:468pt;height:.05pt;visibility:visible;mso-wrap-style:square;mso-width-percent:0;mso-height-percent:0;mso-left-percent:-10001;mso-top-percent:-10001;mso-position-horizontal:absolute;mso-position-horizontal-relative:char;mso-position-vertical:absolute;mso-position-vertical-relative:line;mso-width-percent:0;mso-height-percent:0;mso-left-percent:-10001;mso-top-percent:-10001;v-text-anchor:top" filled="f">
             <o:lock v:ext="edit" rotation="t" aspectratio="t" verticies="t" text="t" shapetype="t"/>
             <w10:anchorlock/>
@@ -19947,7 +19965,7 @@
         </w:rPr>
       </w:pPr>
       <w:r>
-        <w:pict w14:anchorId="33BD6E9D">
+        <w:pict w14:anchorId="17165B44">
           <v:rect id="Horizontal Line 20" o:spid="_x0000_s1049" alt="" style="width:468pt;height:.05pt;visibility:visible;mso-wrap-style:square;mso-width-percent:0;mso-height-percent:0;mso-left-percent:-10001;mso-top-percent:-10001;mso-position-horizontal:absolute;mso-position-horizontal-relative:char;mso-position-vertical:absolute;mso-position-vertical-relative:line;mso-width-percent:0;mso-height-percent:0;mso-left-percent:-10001;mso-top-percent:-10001;v-text-anchor:top" filled="f">
             <o:lock v:ext="edit" rotation="t" aspectratio="t" verticies="t" text="t" shapetype="t"/>
             <w10:anchorlock/>
@@ -20520,7 +20538,7 @@
         </w:rPr>
       </w:pPr>
       <w:r>
-        <w:pict w14:anchorId="68E3758C">
+        <w:pict w14:anchorId="4E7C66CD">
           <v:rect id="Horizontal Line 21" o:spid="_x0000_s1048" alt="" style="width:468pt;height:.05pt;visibility:visible;mso-wrap-style:square;mso-width-percent:0;mso-height-percent:0;mso-left-percent:-10001;mso-top-percent:-10001;mso-position-horizontal:absolute;mso-position-horizontal-relative:char;mso-position-vertical:absolute;mso-position-vertical-relative:line;mso-width-percent:0;mso-height-percent:0;mso-left-percent:-10001;mso-top-percent:-10001;v-text-anchor:top" filled="f">
             <o:lock v:ext="edit" rotation="t" aspectratio="t" verticies="t" text="t" shapetype="t"/>
             <w10:anchorlock/>
@@ -21078,7 +21096,7 @@
         </w:rPr>
       </w:pPr>
       <w:r>
-        <w:pict w14:anchorId="002B5A29">
+        <w:pict w14:anchorId="5200155F">
           <v:rect id="Horizontal Line 22" o:spid="_x0000_s1047" alt="" style="width:468pt;height:.05pt;visibility:visible;mso-wrap-style:square;mso-width-percent:0;mso-height-percent:0;mso-left-percent:-10001;mso-top-percent:-10001;mso-position-horizontal:absolute;mso-position-horizontal-relative:char;mso-position-vertical:absolute;mso-position-vertical-relative:line;mso-width-percent:0;mso-height-percent:0;mso-left-percent:-10001;mso-top-percent:-10001;v-text-anchor:top" filled="f">
             <o:lock v:ext="edit" rotation="t" aspectratio="t" verticies="t" text="t" shapetype="t"/>
             <w10:anchorlock/>
@@ -21200,7 +21218,7 @@
         </w:rPr>
       </w:pPr>
       <w:r>
-        <w:pict w14:anchorId="74C1E202">
+        <w:pict w14:anchorId="7BEEB486">
           <v:rect id="Horizontal Line 23" o:spid="_x0000_s1046" alt="" style="width:468pt;height:.05pt;visibility:visible;mso-wrap-style:square;mso-width-percent:0;mso-height-percent:0;mso-left-percent:-10001;mso-top-percent:-10001;mso-position-horizontal:absolute;mso-position-horizontal-relative:char;mso-position-vertical:absolute;mso-position-vertical-relative:line;mso-width-percent:0;mso-height-percent:0;mso-left-percent:-10001;mso-top-percent:-10001;v-text-anchor:top" filled="f">
             <o:lock v:ext="edit" rotation="t" aspectratio="t" verticies="t" text="t" shapetype="t"/>
             <w10:anchorlock/>
@@ -21614,7 +21632,7 @@
         </w:rPr>
       </w:pPr>
       <w:r>
-        <w:pict w14:anchorId="2736A41F">
+        <w:pict w14:anchorId="7EF68907">
           <v:rect id="Horizontal Line 24" o:spid="_x0000_s1045" alt="" style="width:468pt;height:.05pt;visibility:visible;mso-wrap-style:square;mso-width-percent:0;mso-height-percent:0;mso-left-percent:-10001;mso-top-percent:-10001;mso-position-horizontal:absolute;mso-position-horizontal-relative:char;mso-position-vertical:absolute;mso-position-vertical-relative:line;mso-width-percent:0;mso-height-percent:0;mso-left-percent:-10001;mso-top-percent:-10001;v-text-anchor:top" filled="f">
             <o:lock v:ext="edit" rotation="t" aspectratio="t" verticies="t" text="t" shapetype="t"/>
             <w10:anchorlock/>
@@ -21697,7 +21715,7 @@
         </w:rPr>
       </w:pPr>
       <w:r>
-        <w:pict w14:anchorId="2BC524D6">
+        <w:pict w14:anchorId="7A221860">
           <v:rect id="Horizontal Line 25" o:spid="_x0000_s1044" alt="" style="width:468pt;height:.05pt;visibility:visible;mso-wrap-style:square;mso-width-percent:0;mso-height-percent:0;mso-left-percent:-10001;mso-top-percent:-10001;mso-position-horizontal:absolute;mso-position-horizontal-relative:char;mso-position-vertical:absolute;mso-position-vertical-relative:line;mso-width-percent:0;mso-height-percent:0;mso-left-percent:-10001;mso-top-percent:-10001;v-text-anchor:top" filled="f">
             <o:lock v:ext="edit" rotation="t" aspectratio="t" verticies="t" text="t" shapetype="t"/>
             <w10:anchorlock/>
@@ -24368,7 +24386,7 @@
         </w:rPr>
       </w:pPr>
       <w:r>
-        <w:pict w14:anchorId="7F8A5847">
+        <w:pict w14:anchorId="5E8BC62E">
           <v:rect id="Horizontal Line 26" o:spid="_x0000_s1043" alt="" style="width:468pt;height:.05pt;visibility:visible;mso-wrap-style:square;mso-width-percent:0;mso-height-percent:0;mso-left-percent:-10001;mso-top-percent:-10001;mso-position-horizontal:absolute;mso-position-horizontal-relative:char;mso-position-vertical:absolute;mso-position-vertical-relative:line;mso-width-percent:0;mso-height-percent:0;mso-left-percent:-10001;mso-top-percent:-10001;v-text-anchor:top" filled="f">
             <o:lock v:ext="edit" rotation="t" aspectratio="t" verticies="t" text="t" shapetype="t"/>
             <w10:anchorlock/>
@@ -25763,7 +25781,7 @@
         </w:rPr>
       </w:pPr>
       <w:r>
-        <w:pict w14:anchorId="30CC10A8">
+        <w:pict w14:anchorId="74C85FE9">
           <v:rect id="Horizontal Line 27" o:spid="_x0000_s1042" alt="" style="width:468pt;height:.05pt;visibility:visible;mso-wrap-style:square;mso-width-percent:0;mso-height-percent:0;mso-left-percent:-10001;mso-top-percent:-10001;mso-position-horizontal:absolute;mso-position-horizontal-relative:char;mso-position-vertical:absolute;mso-position-vertical-relative:line;mso-width-percent:0;mso-height-percent:0;mso-left-percent:-10001;mso-top-percent:-10001;v-text-anchor:top" filled="f">
             <o:lock v:ext="edit" rotation="t" aspectratio="t" verticies="t" text="t" shapetype="t"/>
             <w10:anchorlock/>
@@ -27246,7 +27264,7 @@
         </w:rPr>
       </w:pPr>
       <w:r>
-        <w:pict w14:anchorId="4ADF19D1">
+        <w:pict w14:anchorId="0160945A">
           <v:rect id="Horizontal Line 28" o:spid="_x0000_s1041" alt="" style="width:468pt;height:.05pt;visibility:visible;mso-wrap-style:square;mso-width-percent:0;mso-height-percent:0;mso-left-percent:-10001;mso-top-percent:-10001;mso-position-horizontal:absolute;mso-position-horizontal-relative:char;mso-position-vertical:absolute;mso-position-vertical-relative:line;mso-width-percent:0;mso-height-percent:0;mso-left-percent:-10001;mso-top-percent:-10001;v-text-anchor:top" filled="f">
             <o:lock v:ext="edit" rotation="t" aspectratio="t" verticies="t" text="t" shapetype="t"/>
             <w10:anchorlock/>
@@ -28156,7 +28174,7 @@
         </w:rPr>
       </w:pPr>
       <w:r>
-        <w:pict w14:anchorId="3AAAE32B">
+        <w:pict w14:anchorId="48DC7470">
           <v:rect id="Horizontal Line 29" o:spid="_x0000_s1040" alt="" style="width:468pt;height:.05pt;visibility:visible;mso-wrap-style:square;mso-width-percent:0;mso-height-percent:0;mso-left-percent:-10001;mso-top-percent:-10001;mso-position-horizontal:absolute;mso-position-horizontal-relative:char;mso-position-vertical:absolute;mso-position-vertical-relative:line;mso-width-percent:0;mso-height-percent:0;mso-left-percent:-10001;mso-top-percent:-10001;v-text-anchor:top" filled="f">
             <o:lock v:ext="edit" rotation="t" aspectratio="t" verticies="t" text="t" shapetype="t"/>
             <w10:anchorlock/>
@@ -28684,7 +28702,7 @@
         </w:rPr>
       </w:pPr>
       <w:r>
-        <w:pict w14:anchorId="76468407">
+        <w:pict w14:anchorId="22333DF4">
           <v:rect id="Horizontal Line 30" o:spid="_x0000_s1039" alt="" style="width:468pt;height:.05pt;visibility:visible;mso-wrap-style:square;mso-width-percent:0;mso-height-percent:0;mso-left-percent:-10001;mso-top-percent:-10001;mso-position-horizontal:absolute;mso-position-horizontal-relative:char;mso-position-vertical:absolute;mso-position-vertical-relative:line;mso-width-percent:0;mso-height-percent:0;mso-left-percent:-10001;mso-top-percent:-10001;v-text-anchor:top" filled="f">
             <o:lock v:ext="edit" rotation="t" aspectratio="t" verticies="t" text="t" shapetype="t"/>
             <w10:anchorlock/>
@@ -29806,7 +29824,7 @@
         </w:rPr>
       </w:pPr>
       <w:r>
-        <w:pict w14:anchorId="7BE6F60A">
+        <w:pict w14:anchorId="2CA670C6">
           <v:rect id="Horizontal Line 31" o:spid="_x0000_s1038" alt="" style="width:468pt;height:.05pt;visibility:visible;mso-wrap-style:square;mso-width-percent:0;mso-height-percent:0;mso-left-percent:-10001;mso-top-percent:-10001;mso-position-horizontal:absolute;mso-position-horizontal-relative:char;mso-position-vertical:absolute;mso-position-vertical-relative:line;mso-width-percent:0;mso-height-percent:0;mso-left-percent:-10001;mso-top-percent:-10001;v-text-anchor:top" filled="f">
             <o:lock v:ext="edit" rotation="t" aspectratio="t" verticies="t" text="t" shapetype="t"/>
             <w10:anchorlock/>
@@ -30581,7 +30599,7 @@
         </w:rPr>
       </w:pPr>
       <w:r>
-        <w:pict w14:anchorId="0489DDB0">
+        <w:pict w14:anchorId="1EBB3ED0">
           <v:rect id="Horizontal Line 32" o:spid="_x0000_s1037" alt="" style="width:468pt;height:.05pt;visibility:visible;mso-wrap-style:square;mso-width-percent:0;mso-height-percent:0;mso-left-percent:-10001;mso-top-percent:-10001;mso-position-horizontal:absolute;mso-position-horizontal-relative:char;mso-position-vertical:absolute;mso-position-vertical-relative:line;mso-width-percent:0;mso-height-percent:0;mso-left-percent:-10001;mso-top-percent:-10001;v-text-anchor:top" filled="f">
             <o:lock v:ext="edit" rotation="t" aspectratio="t" verticies="t" text="t" shapetype="t"/>
             <w10:anchorlock/>
@@ -31464,7 +31482,7 @@
         </w:rPr>
       </w:pPr>
       <w:r>
-        <w:pict w14:anchorId="38891CCC">
+        <w:pict w14:anchorId="184BA980">
           <v:rect id="Horizontal Line 33" o:spid="_x0000_s1036" alt="" style="width:468pt;height:.05pt;visibility:visible;mso-wrap-style:square;mso-width-percent:0;mso-height-percent:0;mso-left-percent:-10001;mso-top-percent:-10001;mso-position-horizontal:absolute;mso-position-horizontal-relative:char;mso-position-vertical:absolute;mso-position-vertical-relative:line;mso-width-percent:0;mso-height-percent:0;mso-left-percent:-10001;mso-top-percent:-10001;v-text-anchor:top" filled="f">
             <o:lock v:ext="edit" rotation="t" aspectratio="t" verticies="t" text="t" shapetype="t"/>
             <w10:anchorlock/>
@@ -32442,7 +32460,7 @@
         </w:rPr>
       </w:pPr>
       <w:r>
-        <w:pict w14:anchorId="538CFD20">
+        <w:pict w14:anchorId="379909F9">
           <v:rect id="Horizontal Line 34" o:spid="_x0000_s1035" alt="" style="width:468pt;height:.05pt;visibility:visible;mso-wrap-style:square;mso-width-percent:0;mso-height-percent:0;mso-left-percent:-10001;mso-top-percent:-10001;mso-position-horizontal:absolute;mso-position-horizontal-relative:char;mso-position-vertical:absolute;mso-position-vertical-relative:line;mso-width-percent:0;mso-height-percent:0;mso-left-percent:-10001;mso-top-percent:-10001;v-text-anchor:top" filled="f">
             <o:lock v:ext="edit" rotation="t" aspectratio="t" verticies="t" text="t" shapetype="t"/>
             <w10:anchorlock/>
@@ -32779,7 +32797,7 @@
         </w:rPr>
       </w:pPr>
       <w:r>
-        <w:pict w14:anchorId="2BA8EFF4">
+        <w:pict w14:anchorId="0C60C5CB">
           <v:rect id="Horizontal Line 35" o:spid="_x0000_s1034" alt="" style="width:468pt;height:.05pt;visibility:visible;mso-wrap-style:square;mso-width-percent:0;mso-height-percent:0;mso-left-percent:-10001;mso-top-percent:-10001;mso-position-horizontal:absolute;mso-position-horizontal-relative:char;mso-position-vertical:absolute;mso-position-vertical-relative:line;mso-width-percent:0;mso-height-percent:0;mso-left-percent:-10001;mso-top-percent:-10001;v-text-anchor:top" filled="f">
             <o:lock v:ext="edit" rotation="t" aspectratio="t" verticies="t" text="t" shapetype="t"/>
             <w10:anchorlock/>
@@ -32862,7 +32880,7 @@
         </w:rPr>
       </w:pPr>
       <w:r>
-        <w:pict w14:anchorId="1DDC204F">
+        <w:pict w14:anchorId="2F397D9D">
           <v:rect id="Horizontal Line 36" o:spid="_x0000_s1033" alt="" style="width:468pt;height:.05pt;visibility:visible;mso-wrap-style:square;mso-width-percent:0;mso-height-percent:0;mso-left-percent:-10001;mso-top-percent:-10001;mso-position-horizontal:absolute;mso-position-horizontal-relative:char;mso-position-vertical:absolute;mso-position-vertical-relative:line;mso-width-percent:0;mso-height-percent:0;mso-left-percent:-10001;mso-top-percent:-10001;v-text-anchor:top" filled="f">
             <o:lock v:ext="edit" rotation="t" aspectratio="t" verticies="t" text="t" shapetype="t"/>
             <w10:anchorlock/>
@@ -33351,7 +33369,7 @@
         </w:rPr>
       </w:pPr>
       <w:r>
-        <w:pict w14:anchorId="26323973">
+        <w:pict w14:anchorId="365AF8A8">
           <v:rect id="Horizontal Line 37" o:spid="_x0000_s1032" alt="" style="width:468pt;height:.05pt;visibility:visible;mso-wrap-style:square;mso-width-percent:0;mso-height-percent:0;mso-left-percent:-10001;mso-top-percent:-10001;mso-position-horizontal:absolute;mso-position-horizontal-relative:char;mso-position-vertical:absolute;mso-position-vertical-relative:line;mso-width-percent:0;mso-height-percent:0;mso-left-percent:-10001;mso-top-percent:-10001;v-text-anchor:top" filled="f">
             <o:lock v:ext="edit" rotation="t" aspectratio="t" verticies="t" text="t" shapetype="t"/>
             <w10:anchorlock/>
@@ -34523,7 +34541,7 @@
         </w:rPr>
       </w:pPr>
       <w:r>
-        <w:pict w14:anchorId="6BE6D909">
+        <w:pict w14:anchorId="5FB48AFE">
           <v:rect id="Horizontal Line 38" o:spid="_x0000_s1031" alt="" style="width:468pt;height:.05pt;visibility:visible;mso-wrap-style:square;mso-width-percent:0;mso-height-percent:0;mso-left-percent:-10001;mso-top-percent:-10001;mso-position-horizontal:absolute;mso-position-horizontal-relative:char;mso-position-vertical:absolute;mso-position-vertical-relative:line;mso-width-percent:0;mso-height-percent:0;mso-left-percent:-10001;mso-top-percent:-10001;v-text-anchor:top" filled="f">
             <o:lock v:ext="edit" rotation="t" aspectratio="t" verticies="t" text="t" shapetype="t"/>
             <w10:anchorlock/>
@@ -37663,7 +37681,7 @@
         </w:rPr>
       </w:pPr>
       <w:r>
-        <w:pict w14:anchorId="2AA2BE29">
+        <w:pict w14:anchorId="1B1C4B35">
           <v:rect id="Horizontal Line 39" o:spid="_x0000_s1030" alt="" style="width:468pt;height:.05pt;visibility:visible;mso-wrap-style:square;mso-width-percent:0;mso-height-percent:0;mso-left-percent:-10001;mso-top-percent:-10001;mso-position-horizontal:absolute;mso-position-horizontal-relative:char;mso-position-vertical:absolute;mso-position-vertical-relative:line;mso-width-percent:0;mso-height-percent:0;mso-left-percent:-10001;mso-top-percent:-10001;v-text-anchor:top" filled="f">
             <o:lock v:ext="edit" rotation="t" aspectratio="t" verticies="t" text="t" shapetype="t"/>
             <w10:anchorlock/>
@@ -38666,7 +38684,7 @@
         </w:rPr>
       </w:pPr>
       <w:r>
-        <w:pict w14:anchorId="41ACDABC">
+        <w:pict w14:anchorId="5890ED71">
           <v:rect id="Horizontal Line 40" o:spid="_x0000_s1029" alt="" style="width:468pt;height:.05pt;visibility:visible;mso-wrap-style:square;mso-width-percent:0;mso-height-percent:0;mso-left-percent:-10001;mso-top-percent:-10001;mso-position-horizontal:absolute;mso-position-horizontal-relative:char;mso-position-vertical:absolute;mso-position-vertical-relative:line;mso-width-percent:0;mso-height-percent:0;mso-left-percent:-10001;mso-top-percent:-10001;v-text-anchor:top" filled="f">
             <o:lock v:ext="edit" rotation="t" aspectratio="t" verticies="t" text="t" shapetype="t"/>
             <w10:anchorlock/>
@@ -40683,12 +40701,454 @@
         </w:rPr>
       </w:pPr>
       <w:r>
-        <w:pict w14:anchorId="0054BF14">
+        <w:pict w14:anchorId="64828FD7">
           <v:rect id="Horizontal Line 41" o:spid="_x0000_s1028" alt="" style="width:468pt;height:.05pt;visibility:visible;mso-wrap-style:square;mso-width-percent:0;mso-height-percent:0;mso-left-percent:-10001;mso-top-percent:-10001;mso-position-horizontal:absolute;mso-position-horizontal-relative:char;mso-position-vertical:absolute;mso-position-vertical-relative:line;mso-width-percent:0;mso-height-percent:0;mso-left-percent:-10001;mso-top-percent:-10001;v-text-anchor:top" filled="f">
             <o:lock v:ext="edit" rotation="t" aspectratio="t" verticies="t" text="t" shapetype="t"/>
             <w10:anchorlock/>
           </v:rect>
         </w:pict>
+      </w:r>
+    </w:p>
+    <w:p>
+      <w:pPr>
+        <w:spacing w:before="100" w:beforeAutospacing="1" w:after="100" w:afterAutospacing="1" w:line="240" w:lineRule="auto"/>
+        <w:outlineLvl w:val="1"/>
+        <w:rPr>
+          <w:rFonts w:ascii="Times New Roman" w:eastAsia="Times New Roman" w:hAnsi="Times New Roman" w:cs="Times New Roman"/>
+          <w:b/>
+          <w:bCs/>
+          <w:kern w:val="0"/>
+          <w:sz w:val="36"/>
+          <w:szCs w:val="36"/>
+          <w14:ligatures w14:val="none"/>
+        </w:rPr>
+      </w:pPr>
+      <w:r>
+        <w:rPr>
+          <w:rFonts w:ascii="Times New Roman" w:eastAsia="Times New Roman" w:hAnsi="Times New Roman" w:cs="Times New Roman"/>
+          <w:b/>
+          <w:bCs/>
+          <w:kern w:val="0"/>
+          <w:sz w:val="36"/>
+          <w:szCs w:val="36"/>
+          <w14:ligatures w14:val="none"/>
+        </w:rPr>
+        <w:t>LEDGER SIDECAR (MACHINE-READABLE — MANDATORY)</w:t>
+      </w:r>
+    </w:p>
+    <w:p>
+      <w:pPr>
+        <w:spacing w:before="100" w:beforeAutospacing="1" w:after="100" w:afterAutospacing="1" w:line="240" w:lineRule="auto"/>
+        <w:rPr>
+          <w:rFonts w:ascii="Times New Roman" w:eastAsia="Times New Roman" w:hAnsi="Times New Roman" w:cs="Times New Roman"/>
+          <w:kern w:val="0"/>
+          <w14:ligatures w14:val="none"/>
+        </w:rPr>
+      </w:pPr>
+      <w:r>
+        <w:rPr>
+          <w:rFonts w:ascii="Times New Roman" w:eastAsia="Times New Roman" w:hAnsi="Times New Roman" w:cs="Times New Roman"/>
+          <w:kern w:val="0"/>
+          <w14:ligatures w14:val="none"/>
+        </w:rPr>
+        <w:t>After printing the Evidence Ledger above, print the fenced JSON block below. It restates the locked facts in the format the Module 2/3 verification harness parses. The markdown Evidence Ledger remains the human-readable authority; the sidecar must agree with it exactly. If they disagree, the markdown Ledger wins and the sidecar must be re-emitted.</w:t>
+      </w:r>
+    </w:p>
+    <w:p>
+      <w:pPr>
+        <w:spacing w:before="100" w:beforeAutospacing="1" w:after="100" w:afterAutospacing="1" w:line="240" w:lineRule="auto"/>
+        <w:rPr>
+          <w:rFonts w:ascii="Times New Roman" w:eastAsia="Times New Roman" w:hAnsi="Times New Roman" w:cs="Times New Roman"/>
+          <w:kern w:val="0"/>
+          <w14:ligatures w14:val="none"/>
+        </w:rPr>
+      </w:pPr>
+      <w:r>
+        <w:rPr>
+          <w:rFonts w:ascii="Times New Roman" w:eastAsia="Times New Roman" w:hAnsi="Times New Roman" w:cs="Times New Roman"/>
+          <w:kern w:val="0"/>
+          <w14:ligatures w14:val="none"/>
+        </w:rPr>
+        <w:t>SOURCE PRECEDENCE: If the Q&amp;A Archive in context contains APPENDIX: LOCKED METRICS (CANONICAL), build locked_metrics and qualitative_only by SELECTING the JD-relevant entries from that appendix and copying id, role_id, locked_phrasing, and numeric_tokens VERBATIM. No re-typing from prose, no token edits, no phrasing edits. Set summary_echo per this run’s strategy (it is a per-JD decision, not canonical data). If a selected token appears in the appendix’s collision_token_map, copy that map line into the entry as a note so downstream judgment gates can tell licensed meanings apart. If a metric this JD needs is missing from the appendix, STOP and ask the user, and propose the new entry for the canonical appendix itself rather than this run only, so the fix persists. Only when no canonical appendix exists in context: derive the sidecar from the Evidence Ledger as described below, and print the line SIDECAR DERIVED FROM PROSE (no canonical appendix in context) directly above the JSON block.</w:t>
+      </w:r>
+    </w:p>
+    <w:p>
+      <w:pPr>
+        <w:spacing w:after="0" w:line="240" w:lineRule="auto"/>
+        <w:rPr>
+          <w:rFonts w:ascii="Courier New" w:hAnsi="Courier New" w:cs="Courier New"/>
+          <w:sz w:val="18"/>
+          <w:szCs w:val="18"/>
+        </w:rPr>
+      </w:pPr>
+      <w:r>
+        <w:rPr>
+          <w:rFonts w:ascii="Courier New" w:hAnsi="Courier New" w:cs="Courier New"/>
+          <w:sz w:val="18"/>
+          <w:szCs w:val="18"/>
+        </w:rPr>
+        <w:lastRenderedPageBreak/>
+        <w:t>{</w:t>
+      </w:r>
+    </w:p>
+    <w:p>
+      <w:pPr>
+        <w:spacing w:after="0" w:line="240" w:lineRule="auto"/>
+        <w:rPr>
+          <w:rFonts w:ascii="Courier New" w:hAnsi="Courier New" w:cs="Courier New"/>
+          <w:sz w:val="18"/>
+          <w:szCs w:val="18"/>
+        </w:rPr>
+      </w:pPr>
+      <w:r>
+        <w:rPr>
+          <w:rFonts w:ascii="Courier New" w:hAnsi="Courier New" w:cs="Courier New"/>
+          <w:sz w:val="18"/>
+          <w:szCs w:val="18"/>
+        </w:rPr>
+        <w:t xml:space="preserve">  "jd_title": "&lt;title&gt;",</w:t>
+      </w:r>
+    </w:p>
+    <w:p>
+      <w:pPr>
+        <w:spacing w:after="0" w:line="240" w:lineRule="auto"/>
+        <w:rPr>
+          <w:rFonts w:ascii="Courier New" w:hAnsi="Courier New" w:cs="Courier New"/>
+          <w:sz w:val="18"/>
+          <w:szCs w:val="18"/>
+        </w:rPr>
+      </w:pPr>
+      <w:r>
+        <w:rPr>
+          <w:rFonts w:ascii="Courier New" w:hAnsi="Courier New" w:cs="Courier New"/>
+          <w:sz w:val="18"/>
+          <w:szCs w:val="18"/>
+        </w:rPr>
+        <w:t xml:space="preserve">  "application_type": "CAREER_CHANGE | SAME_FIELD | INTERNAL_TRANSFER",</w:t>
+      </w:r>
+    </w:p>
+    <w:p>
+      <w:pPr>
+        <w:spacing w:after="0" w:line="240" w:lineRule="auto"/>
+        <w:rPr>
+          <w:rFonts w:ascii="Courier New" w:hAnsi="Courier New" w:cs="Courier New"/>
+          <w:sz w:val="18"/>
+          <w:szCs w:val="18"/>
+        </w:rPr>
+      </w:pPr>
+      <w:r>
+        <w:rPr>
+          <w:rFonts w:ascii="Courier New" w:hAnsi="Courier New" w:cs="Courier New"/>
+          <w:sz w:val="18"/>
+          <w:szCs w:val="18"/>
+        </w:rPr>
+        <w:t xml:space="preserve">  "role_level": "ENTRY | MID | SENIOR | EXECUTIVE",</w:t>
+      </w:r>
+    </w:p>
+    <w:p>
+      <w:pPr>
+        <w:spacing w:after="0" w:line="240" w:lineRule="auto"/>
+        <w:rPr>
+          <w:rFonts w:ascii="Courier New" w:hAnsi="Courier New" w:cs="Courier New"/>
+          <w:sz w:val="18"/>
+          <w:szCs w:val="18"/>
+        </w:rPr>
+      </w:pPr>
+      <w:r>
+        <w:rPr>
+          <w:rFonts w:ascii="Courier New" w:hAnsi="Courier New" w:cs="Courier New"/>
+          <w:sz w:val="18"/>
+          <w:szCs w:val="18"/>
+        </w:rPr>
+        <w:t xml:space="preserve">  "top2_roles": ["&lt;RoleID&gt;", "&lt;RoleID&gt;"],</w:t>
+      </w:r>
+    </w:p>
+    <w:p>
+      <w:pPr>
+        <w:spacing w:after="0" w:line="240" w:lineRule="auto"/>
+        <w:rPr>
+          <w:rFonts w:ascii="Courier New" w:hAnsi="Courier New" w:cs="Courier New"/>
+          <w:sz w:val="18"/>
+          <w:szCs w:val="18"/>
+        </w:rPr>
+      </w:pPr>
+      <w:r>
+        <w:rPr>
+          <w:rFonts w:ascii="Courier New" w:hAnsi="Courier New" w:cs="Courier New"/>
+          <w:sz w:val="18"/>
+          <w:szCs w:val="18"/>
+        </w:rPr>
+        <w:t xml:space="preserve">  "roles_original": ["&lt;RoleID&gt;", "&lt;RoleID&gt;", "..."],</w:t>
+      </w:r>
+    </w:p>
+    <w:p>
+      <w:pPr>
+        <w:spacing w:after="0" w:line="240" w:lineRule="auto"/>
+        <w:rPr>
+          <w:rFonts w:ascii="Courier New" w:hAnsi="Courier New" w:cs="Courier New"/>
+          <w:sz w:val="18"/>
+          <w:szCs w:val="18"/>
+        </w:rPr>
+      </w:pPr>
+      <w:r>
+        <w:rPr>
+          <w:rFonts w:ascii="Courier New" w:hAnsi="Courier New" w:cs="Courier New"/>
+          <w:sz w:val="18"/>
+          <w:szCs w:val="18"/>
+        </w:rPr>
+        <w:t xml:space="preserve">  "locked_metrics": [</w:t>
+      </w:r>
+    </w:p>
+    <w:p>
+      <w:pPr>
+        <w:spacing w:after="0" w:line="240" w:lineRule="auto"/>
+        <w:rPr>
+          <w:rFonts w:ascii="Courier New" w:hAnsi="Courier New" w:cs="Courier New"/>
+          <w:sz w:val="18"/>
+          <w:szCs w:val="18"/>
+        </w:rPr>
+      </w:pPr>
+      <w:r>
+        <w:rPr>
+          <w:rFonts w:ascii="Courier New" w:hAnsi="Courier New" w:cs="Courier New"/>
+          <w:sz w:val="18"/>
+          <w:szCs w:val="18"/>
+        </w:rPr>
+        <w:t xml:space="preserve">    {"id": "M1",</w:t>
+      </w:r>
+    </w:p>
+    <w:p>
+      <w:pPr>
+        <w:spacing w:after="0" w:line="240" w:lineRule="auto"/>
+        <w:rPr>
+          <w:rFonts w:ascii="Courier New" w:hAnsi="Courier New" w:cs="Courier New"/>
+          <w:sz w:val="18"/>
+          <w:szCs w:val="18"/>
+        </w:rPr>
+      </w:pPr>
+      <w:r>
+        <w:rPr>
+          <w:rFonts w:ascii="Courier New" w:hAnsi="Courier New" w:cs="Courier New"/>
+          <w:sz w:val="18"/>
+          <w:szCs w:val="18"/>
+        </w:rPr>
+        <w:t xml:space="preserve">     "locked_phrasing": "&lt;the exact permissible phrasing&gt;",</w:t>
+      </w:r>
+    </w:p>
+    <w:p>
+      <w:pPr>
+        <w:spacing w:after="0" w:line="240" w:lineRule="auto"/>
+        <w:rPr>
+          <w:rFonts w:ascii="Courier New" w:hAnsi="Courier New" w:cs="Courier New"/>
+          <w:sz w:val="18"/>
+          <w:szCs w:val="18"/>
+        </w:rPr>
+      </w:pPr>
+      <w:r>
+        <w:rPr>
+          <w:rFonts w:ascii="Courier New" w:hAnsi="Courier New" w:cs="Courier New"/>
+          <w:sz w:val="18"/>
+          <w:szCs w:val="18"/>
+        </w:rPr>
+        <w:t xml:space="preserve">     "numeric_tokens": ["&lt;every numeric or word-number token the phrasing licenses&gt;"],</w:t>
+      </w:r>
+    </w:p>
+    <w:p>
+      <w:pPr>
+        <w:spacing w:after="0" w:line="240" w:lineRule="auto"/>
+        <w:rPr>
+          <w:rFonts w:ascii="Courier New" w:hAnsi="Courier New" w:cs="Courier New"/>
+          <w:sz w:val="18"/>
+          <w:szCs w:val="18"/>
+        </w:rPr>
+      </w:pPr>
+      <w:r>
+        <w:rPr>
+          <w:rFonts w:ascii="Courier New" w:hAnsi="Courier New" w:cs="Courier New"/>
+          <w:sz w:val="18"/>
+          <w:szCs w:val="18"/>
+        </w:rPr>
+        <w:t xml:space="preserve">     "role_id": "&lt;RoleID this metric binds to&gt;",</w:t>
+      </w:r>
+    </w:p>
+    <w:p>
+      <w:pPr>
+        <w:spacing w:after="0" w:line="240" w:lineRule="auto"/>
+        <w:rPr>
+          <w:rFonts w:ascii="Courier New" w:hAnsi="Courier New" w:cs="Courier New"/>
+          <w:sz w:val="18"/>
+          <w:szCs w:val="18"/>
+        </w:rPr>
+      </w:pPr>
+      <w:r>
+        <w:rPr>
+          <w:rFonts w:ascii="Courier New" w:hAnsi="Courier New" w:cs="Courier New"/>
+          <w:sz w:val="18"/>
+          <w:szCs w:val="18"/>
+        </w:rPr>
+        <w:t xml:space="preserve">     "summary_echo": true}</w:t>
+      </w:r>
+    </w:p>
+    <w:p>
+      <w:pPr>
+        <w:spacing w:after="0" w:line="240" w:lineRule="auto"/>
+        <w:rPr>
+          <w:rFonts w:ascii="Courier New" w:hAnsi="Courier New" w:cs="Courier New"/>
+          <w:sz w:val="18"/>
+          <w:szCs w:val="18"/>
+        </w:rPr>
+      </w:pPr>
+      <w:r>
+        <w:rPr>
+          <w:rFonts w:ascii="Courier New" w:hAnsi="Courier New" w:cs="Courier New"/>
+          <w:sz w:val="18"/>
+          <w:szCs w:val="18"/>
+        </w:rPr>
+        <w:t xml:space="preserve">  ],</w:t>
+      </w:r>
+    </w:p>
+    <w:p>
+      <w:pPr>
+        <w:spacing w:after="0" w:line="240" w:lineRule="auto"/>
+        <w:rPr>
+          <w:rFonts w:ascii="Courier New" w:hAnsi="Courier New" w:cs="Courier New"/>
+          <w:sz w:val="18"/>
+          <w:szCs w:val="18"/>
+        </w:rPr>
+      </w:pPr>
+      <w:r>
+        <w:rPr>
+          <w:rFonts w:ascii="Courier New" w:hAnsi="Courier New" w:cs="Courier New"/>
+          <w:sz w:val="18"/>
+          <w:szCs w:val="18"/>
+        </w:rPr>
+        <w:t xml:space="preserve">  "qualitative_only": [</w:t>
+      </w:r>
+    </w:p>
+    <w:p>
+      <w:pPr>
+        <w:spacing w:after="0" w:line="240" w:lineRule="auto"/>
+        <w:rPr>
+          <w:rFonts w:ascii="Courier New" w:hAnsi="Courier New" w:cs="Courier New"/>
+          <w:sz w:val="18"/>
+          <w:szCs w:val="18"/>
+        </w:rPr>
+      </w:pPr>
+      <w:r>
+        <w:rPr>
+          <w:rFonts w:ascii="Courier New" w:hAnsi="Courier New" w:cs="Courier New"/>
+          <w:sz w:val="18"/>
+          <w:szCs w:val="18"/>
+        </w:rPr>
+        <w:t xml:space="preserve">    {"id": "Q1",</w:t>
+      </w:r>
+    </w:p>
+    <w:p>
+      <w:pPr>
+        <w:spacing w:after="0" w:line="240" w:lineRule="auto"/>
+        <w:rPr>
+          <w:rFonts w:ascii="Courier New" w:hAnsi="Courier New" w:cs="Courier New"/>
+          <w:sz w:val="18"/>
+          <w:szCs w:val="18"/>
+        </w:rPr>
+      </w:pPr>
+      <w:r>
+        <w:rPr>
+          <w:rFonts w:ascii="Courier New" w:hAnsi="Courier New" w:cs="Courier New"/>
+          <w:sz w:val="18"/>
+          <w:szCs w:val="18"/>
+        </w:rPr>
+        <w:t xml:space="preserve">     "topic": "&lt;what was observed&gt;",</w:t>
+      </w:r>
+    </w:p>
+    <w:p>
+      <w:pPr>
+        <w:spacing w:after="0" w:line="240" w:lineRule="auto"/>
+        <w:rPr>
+          <w:rFonts w:ascii="Courier New" w:hAnsi="Courier New" w:cs="Courier New"/>
+          <w:sz w:val="18"/>
+          <w:szCs w:val="18"/>
+        </w:rPr>
+      </w:pPr>
+      <w:r>
+        <w:rPr>
+          <w:rFonts w:ascii="Courier New" w:hAnsi="Courier New" w:cs="Courier New"/>
+          <w:sz w:val="18"/>
+          <w:szCs w:val="18"/>
+        </w:rPr>
+        <w:t xml:space="preserve">     "banned_tokens": ["&lt;numbers that must NEVER appear for this item&gt;"]}</w:t>
+      </w:r>
+    </w:p>
+    <w:p>
+      <w:pPr>
+        <w:spacing w:after="0" w:line="240" w:lineRule="auto"/>
+        <w:rPr>
+          <w:rFonts w:ascii="Courier New" w:hAnsi="Courier New" w:cs="Courier New"/>
+          <w:sz w:val="18"/>
+          <w:szCs w:val="18"/>
+        </w:rPr>
+      </w:pPr>
+      <w:r>
+        <w:rPr>
+          <w:rFonts w:ascii="Courier New" w:hAnsi="Courier New" w:cs="Courier New"/>
+          <w:sz w:val="18"/>
+          <w:szCs w:val="18"/>
+        </w:rPr>
+        <w:t xml:space="preserve">  ]</w:t>
+      </w:r>
+    </w:p>
+    <w:p>
+      <w:pPr>
+        <w:spacing w:after="0" w:line="240" w:lineRule="auto"/>
+        <w:rPr>
+          <w:rFonts w:ascii="Courier New" w:hAnsi="Courier New" w:cs="Courier New"/>
+          <w:sz w:val="18"/>
+          <w:szCs w:val="18"/>
+        </w:rPr>
+      </w:pPr>
+      <w:r>
+        <w:rPr>
+          <w:rFonts w:ascii="Courier New" w:hAnsi="Courier New" w:cs="Courier New"/>
+          <w:sz w:val="18"/>
+          <w:szCs w:val="18"/>
+        </w:rPr>
+        <w:t>}</w:t>
+      </w:r>
+    </w:p>
+    <w:p>
+      <w:pPr>
+        <w:spacing w:before="100" w:beforeAutospacing="1" w:after="100" w:afterAutospacing="1" w:line="240" w:lineRule="auto"/>
+        <w:rPr>
+          <w:rFonts w:ascii="Times New Roman" w:eastAsia="Times New Roman" w:hAnsi="Times New Roman" w:cs="Times New Roman"/>
+          <w:kern w:val="0"/>
+          <w14:ligatures w14:val="none"/>
+        </w:rPr>
+      </w:pPr>
+      <w:r>
+        <w:rPr>
+          <w:rFonts w:ascii="Times New Roman" w:eastAsia="Times New Roman" w:hAnsi="Times New Roman" w:cs="Times New Roman"/>
+          <w:kern w:val="0"/>
+          <w14:ligatures w14:val="none"/>
+        </w:rPr>
+        <w:t>RULES: numeric_tokens lists every token exactly as it may appear on the resume, including signs (40%, 15+, 53,000, five). A phrasing with two numbers (reduced 30 hours to 18 hours weekly) lists both (30 and 18). qualitative_only entries carry the numbers the Q&amp;A Archive mentioned observationally; the harness blocks these tokens on sight, which mechanically enforces the QUALITATIVE ONLY rule and Metric Promotion Pattern 1.</w:t>
+      </w:r>
+    </w:p>
+    <w:p>
+      <w:pPr>
+        <w:spacing w:before="100" w:beforeAutospacing="1" w:after="100" w:afterAutospacing="1" w:line="240" w:lineRule="auto"/>
+        <w:rPr>
+          <w:rFonts w:ascii="Times New Roman" w:eastAsia="Times New Roman" w:hAnsi="Times New Roman" w:cs="Times New Roman"/>
+          <w:kern w:val="0"/>
+          <w14:ligatures w14:val="none"/>
+        </w:rPr>
+      </w:pPr>
+      <w:r>
+        <w:rPr>
+          <w:rFonts w:ascii="Times New Roman" w:eastAsia="Times New Roman" w:hAnsi="Times New Roman" w:cs="Times New Roman"/>
+          <w:kern w:val="0"/>
+          <w14:ligatures w14:val="none"/>
+        </w:rPr>
+        <w:t>Module 2 appends one key to this data before Harness Run A: exact_phrases, the exact JD phrases targeted in that draft. Phrase targeting is a Module 2 decision, not a Module 1 fact.</w:t>
       </w:r>
     </w:p>
     <w:p>
@@ -41035,7 +41495,7 @@
         </w:rPr>
       </w:pPr>
       <w:r>
-        <w:pict w14:anchorId="36C1DB63">
+        <w:pict w14:anchorId="5F84AE0C">
           <v:rect id="Horizontal Line 42" o:spid="_x0000_s1027" alt="" style="width:468pt;height:.05pt;visibility:visible;mso-wrap-style:square;mso-width-percent:0;mso-height-percent:0;mso-left-percent:-10001;mso-top-percent:-10001;mso-position-horizontal:absolute;mso-position-horizontal-relative:char;mso-position-vertical:absolute;mso-position-vertical-relative:line;mso-width-percent:0;mso-height-percent:0;mso-left-percent:-10001;mso-top-percent:-10001;v-text-anchor:top" filled="f">
             <o:lock v:ext="edit" rotation="t" aspectratio="t" verticies="t" text="t" shapetype="t"/>
             <w10:anchorlock/>
@@ -41203,7 +41663,7 @@
         </w:rPr>
       </w:pPr>
       <w:r>
-        <w:pict w14:anchorId="3CE17E51">
+        <w:pict w14:anchorId="6DFA601E">
           <v:rect id="Horizontal Line 43" o:spid="_x0000_s1026" alt="" style="width:468pt;height:.05pt;visibility:visible;mso-wrap-style:square;mso-width-percent:0;mso-height-percent:0;mso-left-percent:-10001;mso-top-percent:-10001;mso-position-horizontal:absolute;mso-position-horizontal-relative:char;mso-position-vertical:absolute;mso-position-vertical-relative:line;mso-width-percent:0;mso-height-percent:0;mso-left-percent:-10001;mso-top-percent:-10001;v-text-anchor:top" filled="f">
             <o:lock v:ext="edit" rotation="t" aspectratio="t" verticies="t" text="t" shapetype="t"/>
             <w10:anchorlock/>
@@ -41223,7 +41683,7 @@
 </file>
 
 <file path=word/numbering.xml><?xml version="1.0" encoding="utf-8"?>
-<w:numbering xmlns:wpc="http://schemas.microsoft.com/office/word/2010/wordprocessingCanvas" xmlns:cx="http://schemas.microsoft.com/office/drawing/2014/chartex" xmlns:cx1="http://schemas.microsoft.com/office/drawing/2015/9/8/chartex" xmlns:cx2="http://schemas.microsoft.com/office/drawing/2015/10/21/chartex" xmlns:cx3="http://schemas.microsoft.com/office/drawing/2016/5/9/chartex" xmlns:cx4="http://schemas.microsoft.com/office/drawing/2016/5/10/chartex" xmlns:cx5="http://schemas.microsoft.com/office/drawing/2016/5/11/chartex" xmlns:cx6="http://schemas.microsoft.com/office/drawing/2016/5/12/chartex" xmlns:cx7="http://schemas.microsoft.com/office/drawing/2016/5/13/chartex" xmlns:cx8="http://schemas.microsoft.com/office/drawing/2016/5/14/chartex" xmlns:mc="http://schemas.openxmlformats.org/markup-compatibility/2006" xmlns:aink="http://schemas.microsoft.com/office/drawing/2016/ink" xmlns:am3d="http://schemas.microsoft.com/office/drawing/2017/model3d" xmlns:o="urn:schemas-microsoft-com:office:office" xmlns:oel="http://schemas.microsoft.com/office/2019/extlst" xmlns:r="http://schemas.openxmlformats.org/officeDocument/2006/relationships" xmlns:m="http://schemas.openxmlformats.org/officeDocument/2006/math" xmlns:v="urn:schemas-microsoft-com:vml" xmlns:wp14="http://schemas.microsoft.com/office/word/2010/wordprocessingDrawing" xmlns:wp="http://schemas.openxmlformats.org/drawingml/2006/wordprocessingDrawing" xmlns:w10="urn:schemas-microsoft-com:office:word" xmlns:w="http://schemas.openxmlformats.org/wordprocessingml/2006/main" xmlns:w14="http://schemas.microsoft.com/office/word/2010/wordml" xmlns:w15="http://schemas.microsoft.com/office/word/2012/wordml" xmlns:w16cex="http://schemas.microsoft.com/office/word/2018/wordml/cex" xmlns:w16cid="http://schemas.microsoft.com/office/word/2016/wordml/cid" xmlns:w16="http://schemas.microsoft.com/office/word/2018/wordml" xmlns:w16du="http://schemas.microsoft.com/office/word/2023/wordml/word16du" xmlns:w16sdtdh="http://schemas.microsoft.com/office/word/2020/wordml/sdtdatahash" xmlns:w16sdtfl="http://schemas.microsoft.com/office/word/2024/wordml/sdtformatlock" xmlns:w16se="http://schemas.microsoft.com/office/word/2015/wordml/symex" xmlns:wpg="http://schemas.microsoft.com/office/word/2010/wordprocessingGroup" xmlns:wpi="http://schemas.microsoft.com/office/word/2010/wordprocessingInk" xmlns:wne="http://schemas.microsoft.com/office/word/2006/wordml" xmlns:wps="http://schemas.microsoft.com/office/word/2010/wordprocessingShape" mc:Ignorable="w14 w15 w16se w16cid w16 w16cex w16sdtdh w16sdtfl w16du wp14">
+<w:numbering xmlns:wpc="http://schemas.microsoft.com/office/word/2010/wordprocessingCanvas" xmlns:cx="http://schemas.microsoft.com/office/drawing/2014/chartex" xmlns:cx1="http://schemas.microsoft.com/office/drawing/2015/9/8/chartex" xmlns:cx2="http://schemas.microsoft.com/office/drawing/2015/10/21/chartex" xmlns:cx3="http://schemas.microsoft.com/office/drawing/2016/5/9/chartex" xmlns:cx4="http://schemas.microsoft.com/office/drawing/2016/5/10/chartex" xmlns:cx5="http://schemas.microsoft.com/office/drawing/2016/5/11/chartex" xmlns:cx6="http://schemas.microsoft.com/office/drawing/2016/5/12/chartex" xmlns:cx7="http://schemas.microsoft.com/office/drawing/2016/5/13/chartex" xmlns:cx8="http://schemas.microsoft.com/office/drawing/2016/5/14/chartex" xmlns:mc="http://schemas.openxmlformats.org/markup-compatibility/2006" xmlns:m="http://schemas.openxmlformats.org/officeDocument/2006/math" xmlns:aink="http://schemas.microsoft.com/office/drawing/2016/ink" xmlns:am3d="http://schemas.microsoft.com/office/drawing/2017/model3d" xmlns:oel="http://schemas.microsoft.com/office/2019/extlst" xmlns:r="http://schemas.openxmlformats.org/officeDocument/2006/relationships" xmlns:wp14="http://schemas.microsoft.com/office/word/2010/wordprocessingDrawing" xmlns:wp="http://schemas.openxmlformats.org/drawingml/2006/wordprocessingDrawing" xmlns:wpg="http://schemas.microsoft.com/office/word/2010/wordprocessingGroup" xmlns:wpi="http://schemas.microsoft.com/office/word/2010/wordprocessingInk" xmlns:wps="http://schemas.microsoft.com/office/word/2010/wordprocessingShape" xmlns:o="urn:schemas-microsoft-com:office:office" xmlns:v="urn:schemas-microsoft-com:vml" xmlns:w10="urn:schemas-microsoft-com:office:word" xmlns:w="http://schemas.openxmlformats.org/wordprocessingml/2006/main" xmlns:w14="http://schemas.microsoft.com/office/word/2010/wordml" xmlns:w15="http://schemas.microsoft.com/office/word/2012/wordml" xmlns:w16cex="http://schemas.microsoft.com/office/word/2018/wordml/cex" xmlns:w16cid="http://schemas.microsoft.com/office/word/2016/wordml/cid" xmlns:w16="http://schemas.microsoft.com/office/word/2018/wordml" xmlns:w16sdtdh="http://schemas.microsoft.com/office/word/2020/wordml/sdtdatahash" xmlns:w16sdtfl="http://schemas.microsoft.com/office/word/2024/wordml/sdtformatlock" xmlns:w16se="http://schemas.microsoft.com/office/word/2015/wordml/symex" xmlns:w16du="http://schemas.microsoft.com/office/word/2023/wordml/word16du" xmlns:wne="http://schemas.microsoft.com/office/word/2006/wordml" mc:Ignorable="w14 w15 w16se w16cid w16 w16cex w16sdtdh w16sdtfl w16du wp14">
   <w:abstractNum w:abstractNumId="0" w15:restartNumberingAfterBreak="0">
     <w:nsid w:val="03186B70"/>
     <w:multiLevelType w:val="multilevel"/>
@@ -51081,7 +51541,7 @@
 </file>
 
 <file path=word/styles.xml><?xml version="1.0" encoding="utf-8"?>
-<w:styles xmlns:mc="http://schemas.openxmlformats.org/markup-compatibility/2006" xmlns:r="http://schemas.openxmlformats.org/officeDocument/2006/relationships" xmlns:w="http://schemas.openxmlformats.org/wordprocessingml/2006/main" xmlns:w14="http://schemas.microsoft.com/office/word/2010/wordml" xmlns:w15="http://schemas.microsoft.com/office/word/2012/wordml" xmlns:w16cex="http://schemas.microsoft.com/office/word/2018/wordml/cex" xmlns:w16cid="http://schemas.microsoft.com/office/word/2016/wordml/cid" xmlns:w16="http://schemas.microsoft.com/office/word/2018/wordml" xmlns:w16du="http://schemas.microsoft.com/office/word/2023/wordml/word16du" xmlns:w16sdtdh="http://schemas.microsoft.com/office/word/2020/wordml/sdtdatahash" xmlns:w16sdtfl="http://schemas.microsoft.com/office/word/2024/wordml/sdtformatlock" xmlns:w16se="http://schemas.microsoft.com/office/word/2015/wordml/symex" mc:Ignorable="w14 w15 w16se w16cid w16 w16cex w16sdtdh w16sdtfl w16du">
+<w:styles xmlns:mc="http://schemas.openxmlformats.org/markup-compatibility/2006" xmlns:r="http://schemas.openxmlformats.org/officeDocument/2006/relationships" xmlns:w="http://schemas.openxmlformats.org/wordprocessingml/2006/main" xmlns:w14="http://schemas.microsoft.com/office/word/2010/wordml" xmlns:w15="http://schemas.microsoft.com/office/word/2012/wordml" xmlns:w16cex="http://schemas.microsoft.com/office/word/2018/wordml/cex" xmlns:w16cid="http://schemas.microsoft.com/office/word/2016/wordml/cid" xmlns:w16="http://schemas.microsoft.com/office/word/2018/wordml" xmlns:w16sdtdh="http://schemas.microsoft.com/office/word/2020/wordml/sdtdatahash" xmlns:w16sdtfl="http://schemas.microsoft.com/office/word/2024/wordml/sdtformatlock" xmlns:w16se="http://schemas.microsoft.com/office/word/2015/wordml/symex" xmlns:w16du="http://schemas.microsoft.com/office/word/2023/wordml/word16du" mc:Ignorable="w14 w15 w16se w16cid w16 w16cex w16sdtdh w16sdtfl w16du">
   <w:docDefaults>
     <w:rPrDefault>
       <w:rPr>

--- a/resume-optimization-system:/modules:/Module_1_JD_Ingestion.docx
+++ b/resume-optimization-system:/modules:/Module_1_JD_Ingestion.docx
@@ -1,6 +1,6 @@
 
 <file path=word/document.xml><?xml version="1.0" encoding="utf-8"?>
-<w:document xmlns:wpc="http://schemas.microsoft.com/office/word/2010/wordprocessingCanvas" xmlns:cx="http://schemas.microsoft.com/office/drawing/2014/chartex" xmlns:cx1="http://schemas.microsoft.com/office/drawing/2015/9/8/chartex" xmlns:cx2="http://schemas.microsoft.com/office/drawing/2015/10/21/chartex" xmlns:cx3="http://schemas.microsoft.com/office/drawing/2016/5/9/chartex" xmlns:cx4="http://schemas.microsoft.com/office/drawing/2016/5/10/chartex" xmlns:cx5="http://schemas.microsoft.com/office/drawing/2016/5/11/chartex" xmlns:cx6="http://schemas.microsoft.com/office/drawing/2016/5/12/chartex" xmlns:cx7="http://schemas.microsoft.com/office/drawing/2016/5/13/chartex" xmlns:cx8="http://schemas.microsoft.com/office/drawing/2016/5/14/chartex" xmlns:mc="http://schemas.openxmlformats.org/markup-compatibility/2006" xmlns:m="http://schemas.openxmlformats.org/officeDocument/2006/math" xmlns:aink="http://schemas.microsoft.com/office/drawing/2016/ink" xmlns:am3d="http://schemas.microsoft.com/office/drawing/2017/model3d" xmlns:oel="http://schemas.microsoft.com/office/2019/extlst" xmlns:r="http://schemas.openxmlformats.org/officeDocument/2006/relationships" xmlns:wp14="http://schemas.microsoft.com/office/word/2010/wordprocessingDrawing" xmlns:wp="http://schemas.openxmlformats.org/drawingml/2006/wordprocessingDrawing" xmlns:wpg="http://schemas.microsoft.com/office/word/2010/wordprocessingGroup" xmlns:wpi="http://schemas.microsoft.com/office/word/2010/wordprocessingInk" xmlns:wps="http://schemas.microsoft.com/office/word/2010/wordprocessingShape" xmlns:o="urn:schemas-microsoft-com:office:office" xmlns:v="urn:schemas-microsoft-com:vml" xmlns:w10="urn:schemas-microsoft-com:office:word" xmlns:w="http://schemas.openxmlformats.org/wordprocessingml/2006/main" xmlns:w14="http://schemas.microsoft.com/office/word/2010/wordml" xmlns:w15="http://schemas.microsoft.com/office/word/2012/wordml" xmlns:w16cex="http://schemas.microsoft.com/office/word/2018/wordml/cex" xmlns:w16cid="http://schemas.microsoft.com/office/word/2016/wordml/cid" xmlns:w16="http://schemas.microsoft.com/office/word/2018/wordml" xmlns:w16sdtdh="http://schemas.microsoft.com/office/word/2020/wordml/sdtdatahash" xmlns:w16sdtfl="http://schemas.microsoft.com/office/word/2024/wordml/sdtformatlock" xmlns:w16se="http://schemas.microsoft.com/office/word/2015/wordml/symex" xmlns:w16du="http://schemas.microsoft.com/office/word/2023/wordml/word16du" xmlns:wne="http://schemas.microsoft.com/office/word/2006/wordml" mc:Ignorable="w14 w15 w16se w16cid w16 w16cex w16sdtdh w16sdtfl w16du wp14">
+<w:document xmlns:wpc="http://schemas.microsoft.com/office/word/2010/wordprocessingCanvas" xmlns:cx="http://schemas.microsoft.com/office/drawing/2014/chartex" xmlns:cx1="http://schemas.microsoft.com/office/drawing/2015/9/8/chartex" xmlns:cx2="http://schemas.microsoft.com/office/drawing/2015/10/21/chartex" xmlns:cx3="http://schemas.microsoft.com/office/drawing/2016/5/9/chartex" xmlns:cx4="http://schemas.microsoft.com/office/drawing/2016/5/10/chartex" xmlns:cx5="http://schemas.microsoft.com/office/drawing/2016/5/11/chartex" xmlns:cx6="http://schemas.microsoft.com/office/drawing/2016/5/12/chartex" xmlns:cx7="http://schemas.microsoft.com/office/drawing/2016/5/13/chartex" xmlns:cx8="http://schemas.microsoft.com/office/drawing/2016/5/14/chartex" xmlns:mc="http://schemas.openxmlformats.org/markup-compatibility/2006" xmlns:m="http://schemas.openxmlformats.org/officeDocument/2006/math" xmlns:aink="http://schemas.microsoft.com/office/drawing/2016/ink" xmlns:am3d="http://schemas.microsoft.com/office/drawing/2017/model3d" xmlns:oel="http://schemas.microsoft.com/office/2019/extlst" xmlns:r="http://schemas.openxmlformats.org/officeDocument/2006/relationships" xmlns:wp14="http://schemas.microsoft.com/office/word/2010/wordprocessingDrawing" xmlns:wp="http://schemas.openxmlformats.org/drawingml/2006/wordprocessingDrawing" xmlns:wpg="http://schemas.microsoft.com/office/word/2010/wordprocessingGroup" xmlns:wpi="http://schemas.microsoft.com/office/word/2010/wordprocessingInk" xmlns:wps="http://schemas.microsoft.com/office/word/2010/wordprocessingShape" xmlns:o="urn:schemas-microsoft-com:office:office" xmlns:v="urn:schemas-microsoft-com:vml" xmlns:w10="urn:schemas-microsoft-com:office:word" xmlns:w="http://schemas.openxmlformats.org/wordprocessingml/2006/main" xmlns:w14="http://schemas.microsoft.com/office/word/2010/wordml" xmlns:w15="http://schemas.microsoft.com/office/word/2012/wordml" xmlns:w16cei="http://schemas.microsoft.com/office/word/2026/wordml/cei" xmlns:w16cex="http://schemas.microsoft.com/office/word/2018/wordml/cex" xmlns:w16cid="http://schemas.microsoft.com/office/word/2016/wordml/cid" xmlns:w16="http://schemas.microsoft.com/office/word/2018/wordml" xmlns:w16sdtdh="http://schemas.microsoft.com/office/word/2020/wordml/sdtdatahash" xmlns:w16sdtfl="http://schemas.microsoft.com/office/word/2024/wordml/sdtformatlock" xmlns:w16se="http://schemas.microsoft.com/office/word/2015/wordml/symex" xmlns:w16du="http://schemas.microsoft.com/office/word/2023/wordml/word16du" xmlns:wne="http://schemas.microsoft.com/office/word/2006/wordml" mc:Ignorable="w14 w15 w16se w16cid w16 w16cex w16sdtdh w16sdtfl w16du wp14">
   <w:body>
     <w:p>
       <w:pPr>
@@ -284,7 +284,7 @@
         </w:rPr>
       </w:pPr>
       <w:r>
-        <w:pict w14:anchorId="071E216E">
+        <w:pict w14:anchorId="41DBBD97">
           <v:rect id="Horizontal Line 1" o:spid="_x0000_s1068" alt="" style="width:468pt;height:.05pt;visibility:visible;mso-wrap-style:square;mso-width-percent:0;mso-height-percent:0;mso-left-percent:-10001;mso-top-percent:-10001;mso-position-horizontal:absolute;mso-position-horizontal-relative:char;mso-position-vertical:absolute;mso-position-vertical-relative:line;mso-width-percent:0;mso-height-percent:0;mso-left-percent:-10001;mso-top-percent:-10001;v-text-anchor:top" filled="f">
             <o:lock v:ext="edit" rotation="t" aspectratio="t" verticies="t" text="t" shapetype="t"/>
             <w10:anchorlock/>
@@ -347,7 +347,7 @@
         </w:rPr>
       </w:pPr>
       <w:r>
-        <w:pict w14:anchorId="0780CCF5">
+        <w:pict w14:anchorId="495CB13D">
           <v:rect id="Horizontal Line 2" o:spid="_x0000_s1067" alt="" style="width:468pt;height:.05pt;visibility:visible;mso-wrap-style:square;mso-width-percent:0;mso-height-percent:0;mso-left-percent:-10001;mso-top-percent:-10001;mso-position-horizontal:absolute;mso-position-horizontal-relative:char;mso-position-vertical:absolute;mso-position-vertical-relative:line;mso-width-percent:0;mso-height-percent:0;mso-left-percent:-10001;mso-top-percent:-10001;v-text-anchor:top" filled="f">
             <o:lock v:ext="edit" rotation="t" aspectratio="t" verticies="t" text="t" shapetype="t"/>
             <w10:anchorlock/>
@@ -1334,7 +1334,7 @@
         </w:rPr>
       </w:pPr>
       <w:r>
-        <w:pict w14:anchorId="726A0B3F">
+        <w:pict w14:anchorId="30010E1D">
           <v:rect id="Horizontal Line 3" o:spid="_x0000_s1066" alt="" style="width:468pt;height:.05pt;visibility:visible;mso-wrap-style:square;mso-width-percent:0;mso-height-percent:0;mso-left-percent:-10001;mso-top-percent:-10001;mso-position-horizontal:absolute;mso-position-horizontal-relative:char;mso-position-vertical:absolute;mso-position-vertical-relative:line;mso-width-percent:0;mso-height-percent:0;mso-left-percent:-10001;mso-top-percent:-10001;v-text-anchor:top" filled="f">
             <o:lock v:ext="edit" rotation="t" aspectratio="t" verticies="t" text="t" shapetype="t"/>
             <w10:anchorlock/>
@@ -1498,7 +1498,7 @@
         </w:rPr>
       </w:pPr>
       <w:r>
-        <w:pict w14:anchorId="7DAD6068">
+        <w:pict w14:anchorId="2238DE6B">
           <v:rect id="Horizontal Line 4" o:spid="_x0000_s1065" alt="" style="width:468pt;height:.05pt;visibility:visible;mso-wrap-style:square;mso-width-percent:0;mso-height-percent:0;mso-left-percent:-10001;mso-top-percent:-10001;mso-position-horizontal:absolute;mso-position-horizontal-relative:char;mso-position-vertical:absolute;mso-position-vertical-relative:line;mso-width-percent:0;mso-height-percent:0;mso-left-percent:-10001;mso-top-percent:-10001;v-text-anchor:top" filled="f">
             <o:lock v:ext="edit" rotation="t" aspectratio="t" verticies="t" text="t" shapetype="t"/>
             <w10:anchorlock/>
@@ -2855,7 +2855,7 @@
         </w:rPr>
       </w:pPr>
       <w:r>
-        <w:pict w14:anchorId="543B1A7E">
+        <w:pict w14:anchorId="53F5A747">
           <v:rect id="Horizontal Line 5" o:spid="_x0000_s1064" alt="" style="width:468pt;height:.05pt;visibility:visible;mso-wrap-style:square;mso-width-percent:0;mso-height-percent:0;mso-left-percent:-10001;mso-top-percent:-10001;mso-position-horizontal:absolute;mso-position-horizontal-relative:char;mso-position-vertical:absolute;mso-position-vertical-relative:line;mso-width-percent:0;mso-height-percent:0;mso-left-percent:-10001;mso-top-percent:-10001;v-text-anchor:top" filled="f">
             <o:lock v:ext="edit" rotation="t" aspectratio="t" verticies="t" text="t" shapetype="t"/>
             <w10:anchorlock/>
@@ -3400,7 +3400,7 @@
         </w:rPr>
       </w:pPr>
       <w:r>
-        <w:pict w14:anchorId="152196CA">
+        <w:pict w14:anchorId="4BB84149">
           <v:rect id="Horizontal Line 6" o:spid="_x0000_s1063" alt="" style="width:468pt;height:.05pt;visibility:visible;mso-wrap-style:square;mso-width-percent:0;mso-height-percent:0;mso-left-percent:-10001;mso-top-percent:-10001;mso-position-horizontal:absolute;mso-position-horizontal-relative:char;mso-position-vertical:absolute;mso-position-vertical-relative:line;mso-width-percent:0;mso-height-percent:0;mso-left-percent:-10001;mso-top-percent:-10001;v-text-anchor:top" filled="f">
             <o:lock v:ext="edit" rotation="t" aspectratio="t" verticies="t" text="t" shapetype="t"/>
             <w10:anchorlock/>
@@ -4704,7 +4704,7 @@
         </w:rPr>
       </w:pPr>
       <w:r>
-        <w:pict w14:anchorId="0105A64D">
+        <w:pict w14:anchorId="6FE2E911">
           <v:rect id="Horizontal Line 7" o:spid="_x0000_s1062" alt="" style="width:468pt;height:.05pt;visibility:visible;mso-wrap-style:square;mso-width-percent:0;mso-height-percent:0;mso-left-percent:-10001;mso-top-percent:-10001;mso-position-horizontal:absolute;mso-position-horizontal-relative:char;mso-position-vertical:absolute;mso-position-vertical-relative:line;mso-width-percent:0;mso-height-percent:0;mso-left-percent:-10001;mso-top-percent:-10001;v-text-anchor:top" filled="f">
             <o:lock v:ext="edit" rotation="t" aspectratio="t" verticies="t" text="t" shapetype="t"/>
             <w10:anchorlock/>
@@ -4846,7 +4846,7 @@
         </w:rPr>
       </w:pPr>
       <w:r>
-        <w:pict w14:anchorId="1606C4E4">
+        <w:pict w14:anchorId="012C7031">
           <v:rect id="Horizontal Line 8" o:spid="_x0000_s1061" alt="" style="width:468pt;height:.05pt;visibility:visible;mso-wrap-style:square;mso-width-percent:0;mso-height-percent:0;mso-left-percent:-10001;mso-top-percent:-10001;mso-position-horizontal:absolute;mso-position-horizontal-relative:char;mso-position-vertical:absolute;mso-position-vertical-relative:line;mso-width-percent:0;mso-height-percent:0;mso-left-percent:-10001;mso-top-percent:-10001;v-text-anchor:top" filled="f">
             <o:lock v:ext="edit" rotation="t" aspectratio="t" verticies="t" text="t" shapetype="t"/>
             <w10:anchorlock/>
@@ -6052,7 +6052,7 @@
         </w:rPr>
       </w:pPr>
       <w:r>
-        <w:pict w14:anchorId="082824A5">
+        <w:pict w14:anchorId="610E6619">
           <v:rect id="Horizontal Line 9" o:spid="_x0000_s1060" alt="" style="width:468pt;height:.05pt;visibility:visible;mso-wrap-style:square;mso-width-percent:0;mso-height-percent:0;mso-left-percent:-10001;mso-top-percent:-10001;mso-position-horizontal:absolute;mso-position-horizontal-relative:char;mso-position-vertical:absolute;mso-position-vertical-relative:line;mso-width-percent:0;mso-height-percent:0;mso-left-percent:-10001;mso-top-percent:-10001;v-text-anchor:top" filled="f">
             <o:lock v:ext="edit" rotation="t" aspectratio="t" verticies="t" text="t" shapetype="t"/>
             <w10:anchorlock/>
@@ -6355,7 +6355,7 @@
         </w:rPr>
       </w:pPr>
       <w:r>
-        <w:pict w14:anchorId="58E49590">
+        <w:pict w14:anchorId="5AA2F904">
           <v:rect id="Horizontal Line 10" o:spid="_x0000_s1059" alt="" style="width:468pt;height:.05pt;visibility:visible;mso-wrap-style:square;mso-width-percent:0;mso-height-percent:0;mso-left-percent:-10001;mso-top-percent:-10001;mso-position-horizontal:absolute;mso-position-horizontal-relative:char;mso-position-vertical:absolute;mso-position-vertical-relative:line;mso-width-percent:0;mso-height-percent:0;mso-left-percent:-10001;mso-top-percent:-10001;v-text-anchor:top" filled="f">
             <o:lock v:ext="edit" rotation="t" aspectratio="t" verticies="t" text="t" shapetype="t"/>
             <w10:anchorlock/>
@@ -6591,7 +6591,7 @@
           <w:szCs w:val="20"/>
           <w14:ligatures w14:val="none"/>
         </w:rPr>
-        <w:t>Q: What was the baseline for the DOJ automation project?</w:t>
+        <w:t>Q: What was the baseline for the ORG-A automation project?</w:t>
       </w:r>
     </w:p>
     <w:p>
@@ -6771,7 +6771,7 @@
           <w:szCs w:val="20"/>
           <w14:ligatures w14:val="none"/>
         </w:rPr>
-        <w:t>Q: What two software programs did you integrate at IMF?</w:t>
+        <w:t>Q: What two software programs did you integrate at ORG-B?</w:t>
       </w:r>
     </w:p>
     <w:p>
@@ -7004,7 +7004,7 @@
         </w:rPr>
       </w:pPr>
       <w:r>
-        <w:pict w14:anchorId="253D1D47">
+        <w:pict w14:anchorId="6E4301CA">
           <v:rect id="Horizontal Line 11" o:spid="_x0000_s1058" alt="" style="width:468pt;height:.05pt;visibility:visible;mso-wrap-style:square;mso-width-percent:0;mso-height-percent:0;mso-left-percent:-10001;mso-top-percent:-10001;mso-position-horizontal:absolute;mso-position-horizontal-relative:char;mso-position-vertical:absolute;mso-position-vertical-relative:line;mso-width-percent:0;mso-height-percent:0;mso-left-percent:-10001;mso-top-percent:-10001;v-text-anchor:top" filled="f">
             <o:lock v:ext="edit" rotation="t" aspectratio="t" verticies="t" text="t" shapetype="t"/>
             <w10:anchorlock/>
@@ -7067,7 +7067,7 @@
         </w:rPr>
       </w:pPr>
       <w:r>
-        <w:pict w14:anchorId="106145EB">
+        <w:pict w14:anchorId="63F9253D">
           <v:rect id="Horizontal Line 12" o:spid="_x0000_s1057" alt="" style="width:468pt;height:.05pt;visibility:visible;mso-wrap-style:square;mso-width-percent:0;mso-height-percent:0;mso-left-percent:-10001;mso-top-percent:-10001;mso-position-horizontal:absolute;mso-position-horizontal-relative:char;mso-position-vertical:absolute;mso-position-vertical-relative:line;mso-width-percent:0;mso-height-percent:0;mso-left-percent:-10001;mso-top-percent:-10001;v-text-anchor:top" filled="f">
             <o:lock v:ext="edit" rotation="t" aspectratio="t" verticies="t" text="t" shapetype="t"/>
             <w10:anchorlock/>
@@ -7196,7 +7196,7 @@
         </w:rPr>
       </w:pPr>
       <w:r>
-        <w:pict w14:anchorId="04659BEA">
+        <w:pict w14:anchorId="4EEA009A">
           <v:rect id="Horizontal Line 13" o:spid="_x0000_s1056" alt="" style="width:468pt;height:.05pt;visibility:visible;mso-wrap-style:square;mso-width-percent:0;mso-height-percent:0;mso-left-percent:-10001;mso-top-percent:-10001;mso-position-horizontal:absolute;mso-position-horizontal-relative:char;mso-position-vertical:absolute;mso-position-vertical-relative:line;mso-width-percent:0;mso-height-percent:0;mso-left-percent:-10001;mso-top-percent:-10001;v-text-anchor:top" filled="f">
             <o:lock v:ext="edit" rotation="t" aspectratio="t" verticies="t" text="t" shapetype="t"/>
             <w10:anchorlock/>
@@ -10113,7 +10113,7 @@
         </w:rPr>
       </w:pPr>
       <w:r>
-        <w:pict w14:anchorId="6135547F">
+        <w:pict w14:anchorId="003D6C0D">
           <v:rect id="Horizontal Line 14" o:spid="_x0000_s1055" alt="" style="width:468pt;height:.05pt;visibility:visible;mso-wrap-style:square;mso-width-percent:0;mso-height-percent:0;mso-left-percent:-10001;mso-top-percent:-10001;mso-position-horizontal:absolute;mso-position-horizontal-relative:char;mso-position-vertical:absolute;mso-position-vertical-relative:line;mso-width-percent:0;mso-height-percent:0;mso-left-percent:-10001;mso-top-percent:-10001;v-text-anchor:top" filled="f">
             <o:lock v:ext="edit" rotation="t" aspectratio="t" verticies="t" text="t" shapetype="t"/>
             <w10:anchorlock/>
@@ -10318,7 +10318,7 @@
           <w:kern w:val="0"/>
           <w14:ligatures w14:val="none"/>
         </w:rPr>
-        <w:t>Example: DOJ-1, DOJ-2, IMF-1</w:t>
+        <w:t>Example: ORGA-1, ORGA-2, ORGB-1</w:t>
       </w:r>
     </w:p>
     <w:p>
@@ -10528,127 +10528,127 @@
           <w:szCs w:val="20"/>
           <w14:ligatures w14:val="none"/>
         </w:rPr>
-        <w:t>1. DOJ-1: Regional Advisor (2023-2024)</w:t>
-      </w:r>
-    </w:p>
-    <w:p>
-      <w:pPr>
-        <w:tabs>
-          <w:tab w:val="left" w:pos="916"/>
-          <w:tab w:val="left" w:pos="1832"/>
-          <w:tab w:val="left" w:pos="2748"/>
-          <w:tab w:val="left" w:pos="3664"/>
-          <w:tab w:val="left" w:pos="4580"/>
-          <w:tab w:val="left" w:pos="5496"/>
-          <w:tab w:val="left" w:pos="6412"/>
-          <w:tab w:val="left" w:pos="7328"/>
-          <w:tab w:val="left" w:pos="8244"/>
-          <w:tab w:val="left" w:pos="9160"/>
-          <w:tab w:val="left" w:pos="10076"/>
-          <w:tab w:val="left" w:pos="10992"/>
-          <w:tab w:val="left" w:pos="11908"/>
-          <w:tab w:val="left" w:pos="12824"/>
-          <w:tab w:val="left" w:pos="13740"/>
-          <w:tab w:val="left" w:pos="14656"/>
-        </w:tabs>
-        <w:spacing w:after="0" w:line="240" w:lineRule="auto"/>
-        <w:rPr>
-          <w:rFonts w:ascii="Courier New" w:eastAsia="Times New Roman" w:hAnsi="Courier New" w:cs="Courier New"/>
-          <w:kern w:val="0"/>
-          <w:sz w:val="20"/>
-          <w:szCs w:val="20"/>
-          <w14:ligatures w14:val="none"/>
-        </w:rPr>
-      </w:pPr>
-      <w:r>
-        <w:rPr>
-          <w:rFonts w:ascii="Courier New" w:eastAsia="Times New Roman" w:hAnsi="Courier New" w:cs="Courier New"/>
-          <w:kern w:val="0"/>
-          <w:sz w:val="20"/>
-          <w:szCs w:val="20"/>
-          <w14:ligatures w14:val="none"/>
-        </w:rPr>
-        <w:t>2. IMF-1: Lead Coordinator (2022-2023)</w:t>
-      </w:r>
-    </w:p>
-    <w:p>
-      <w:pPr>
-        <w:tabs>
-          <w:tab w:val="left" w:pos="916"/>
-          <w:tab w:val="left" w:pos="1832"/>
-          <w:tab w:val="left" w:pos="2748"/>
-          <w:tab w:val="left" w:pos="3664"/>
-          <w:tab w:val="left" w:pos="4580"/>
-          <w:tab w:val="left" w:pos="5496"/>
-          <w:tab w:val="left" w:pos="6412"/>
-          <w:tab w:val="left" w:pos="7328"/>
-          <w:tab w:val="left" w:pos="8244"/>
-          <w:tab w:val="left" w:pos="9160"/>
-          <w:tab w:val="left" w:pos="10076"/>
-          <w:tab w:val="left" w:pos="10992"/>
-          <w:tab w:val="left" w:pos="11908"/>
-          <w:tab w:val="left" w:pos="12824"/>
-          <w:tab w:val="left" w:pos="13740"/>
-          <w:tab w:val="left" w:pos="14656"/>
-        </w:tabs>
-        <w:spacing w:after="0" w:line="240" w:lineRule="auto"/>
-        <w:rPr>
-          <w:rFonts w:ascii="Courier New" w:eastAsia="Times New Roman" w:hAnsi="Courier New" w:cs="Courier New"/>
-          <w:kern w:val="0"/>
-          <w:sz w:val="20"/>
-          <w:szCs w:val="20"/>
-          <w14:ligatures w14:val="none"/>
-        </w:rPr>
-      </w:pPr>
-      <w:r>
-        <w:rPr>
-          <w:rFonts w:ascii="Courier New" w:eastAsia="Times New Roman" w:hAnsi="Courier New" w:cs="Courier New"/>
-          <w:kern w:val="0"/>
-          <w:sz w:val="20"/>
-          <w:szCs w:val="20"/>
-          <w14:ligatures w14:val="none"/>
-        </w:rPr>
-        <w:t>3. IMF-2: Staff Coordinator (2020-2022)</w:t>
-      </w:r>
-    </w:p>
-    <w:p>
-      <w:pPr>
-        <w:tabs>
-          <w:tab w:val="left" w:pos="916"/>
-          <w:tab w:val="left" w:pos="1832"/>
-          <w:tab w:val="left" w:pos="2748"/>
-          <w:tab w:val="left" w:pos="3664"/>
-          <w:tab w:val="left" w:pos="4580"/>
-          <w:tab w:val="left" w:pos="5496"/>
-          <w:tab w:val="left" w:pos="6412"/>
-          <w:tab w:val="left" w:pos="7328"/>
-          <w:tab w:val="left" w:pos="8244"/>
-          <w:tab w:val="left" w:pos="9160"/>
-          <w:tab w:val="left" w:pos="10076"/>
-          <w:tab w:val="left" w:pos="10992"/>
-          <w:tab w:val="left" w:pos="11908"/>
-          <w:tab w:val="left" w:pos="12824"/>
-          <w:tab w:val="left" w:pos="13740"/>
-          <w:tab w:val="left" w:pos="14656"/>
-        </w:tabs>
-        <w:spacing w:after="0" w:line="240" w:lineRule="auto"/>
-        <w:rPr>
-          <w:rFonts w:ascii="Courier New" w:eastAsia="Times New Roman" w:hAnsi="Courier New" w:cs="Courier New"/>
-          <w:kern w:val="0"/>
-          <w:sz w:val="20"/>
-          <w:szCs w:val="20"/>
-          <w14:ligatures w14:val="none"/>
-        </w:rPr>
-      </w:pPr>
-      <w:r>
-        <w:rPr>
-          <w:rFonts w:ascii="Courier New" w:eastAsia="Times New Roman" w:hAnsi="Courier New" w:cs="Courier New"/>
-          <w:kern w:val="0"/>
-          <w:sz w:val="20"/>
-          <w:szCs w:val="20"/>
-          <w14:ligatures w14:val="none"/>
-        </w:rPr>
-        <w:t>4. SENATE-1: Staff Assistant (2019-2020)</w:t>
+        <w:t>1. ORGA-1: Senior Advisor (2023-2024)</w:t>
+      </w:r>
+    </w:p>
+    <w:p>
+      <w:pPr>
+        <w:tabs>
+          <w:tab w:val="left" w:pos="916"/>
+          <w:tab w:val="left" w:pos="1832"/>
+          <w:tab w:val="left" w:pos="2748"/>
+          <w:tab w:val="left" w:pos="3664"/>
+          <w:tab w:val="left" w:pos="4580"/>
+          <w:tab w:val="left" w:pos="5496"/>
+          <w:tab w:val="left" w:pos="6412"/>
+          <w:tab w:val="left" w:pos="7328"/>
+          <w:tab w:val="left" w:pos="8244"/>
+          <w:tab w:val="left" w:pos="9160"/>
+          <w:tab w:val="left" w:pos="10076"/>
+          <w:tab w:val="left" w:pos="10992"/>
+          <w:tab w:val="left" w:pos="11908"/>
+          <w:tab w:val="left" w:pos="12824"/>
+          <w:tab w:val="left" w:pos="13740"/>
+          <w:tab w:val="left" w:pos="14656"/>
+        </w:tabs>
+        <w:spacing w:after="0" w:line="240" w:lineRule="auto"/>
+        <w:rPr>
+          <w:rFonts w:ascii="Courier New" w:eastAsia="Times New Roman" w:hAnsi="Courier New" w:cs="Courier New"/>
+          <w:kern w:val="0"/>
+          <w:sz w:val="20"/>
+          <w:szCs w:val="20"/>
+          <w14:ligatures w14:val="none"/>
+        </w:rPr>
+      </w:pPr>
+      <w:r>
+        <w:rPr>
+          <w:rFonts w:ascii="Courier New" w:eastAsia="Times New Roman" w:hAnsi="Courier New" w:cs="Courier New"/>
+          <w:kern w:val="0"/>
+          <w:sz w:val="20"/>
+          <w:szCs w:val="20"/>
+          <w14:ligatures w14:val="none"/>
+        </w:rPr>
+        <w:t>2. ORGB-1: Lead Coordinator (2022-2023)</w:t>
+      </w:r>
+    </w:p>
+    <w:p>
+      <w:pPr>
+        <w:tabs>
+          <w:tab w:val="left" w:pos="916"/>
+          <w:tab w:val="left" w:pos="1832"/>
+          <w:tab w:val="left" w:pos="2748"/>
+          <w:tab w:val="left" w:pos="3664"/>
+          <w:tab w:val="left" w:pos="4580"/>
+          <w:tab w:val="left" w:pos="5496"/>
+          <w:tab w:val="left" w:pos="6412"/>
+          <w:tab w:val="left" w:pos="7328"/>
+          <w:tab w:val="left" w:pos="8244"/>
+          <w:tab w:val="left" w:pos="9160"/>
+          <w:tab w:val="left" w:pos="10076"/>
+          <w:tab w:val="left" w:pos="10992"/>
+          <w:tab w:val="left" w:pos="11908"/>
+          <w:tab w:val="left" w:pos="12824"/>
+          <w:tab w:val="left" w:pos="13740"/>
+          <w:tab w:val="left" w:pos="14656"/>
+        </w:tabs>
+        <w:spacing w:after="0" w:line="240" w:lineRule="auto"/>
+        <w:rPr>
+          <w:rFonts w:ascii="Courier New" w:eastAsia="Times New Roman" w:hAnsi="Courier New" w:cs="Courier New"/>
+          <w:kern w:val="0"/>
+          <w:sz w:val="20"/>
+          <w:szCs w:val="20"/>
+          <w14:ligatures w14:val="none"/>
+        </w:rPr>
+      </w:pPr>
+      <w:r>
+        <w:rPr>
+          <w:rFonts w:ascii="Courier New" w:eastAsia="Times New Roman" w:hAnsi="Courier New" w:cs="Courier New"/>
+          <w:kern w:val="0"/>
+          <w:sz w:val="20"/>
+          <w:szCs w:val="20"/>
+          <w14:ligatures w14:val="none"/>
+        </w:rPr>
+        <w:t>3. ORGB-2: Staff Coordinator (2020-2022)</w:t>
+      </w:r>
+    </w:p>
+    <w:p>
+      <w:pPr>
+        <w:tabs>
+          <w:tab w:val="left" w:pos="916"/>
+          <w:tab w:val="left" w:pos="1832"/>
+          <w:tab w:val="left" w:pos="2748"/>
+          <w:tab w:val="left" w:pos="3664"/>
+          <w:tab w:val="left" w:pos="4580"/>
+          <w:tab w:val="left" w:pos="5496"/>
+          <w:tab w:val="left" w:pos="6412"/>
+          <w:tab w:val="left" w:pos="7328"/>
+          <w:tab w:val="left" w:pos="8244"/>
+          <w:tab w:val="left" w:pos="9160"/>
+          <w:tab w:val="left" w:pos="10076"/>
+          <w:tab w:val="left" w:pos="10992"/>
+          <w:tab w:val="left" w:pos="11908"/>
+          <w:tab w:val="left" w:pos="12824"/>
+          <w:tab w:val="left" w:pos="13740"/>
+          <w:tab w:val="left" w:pos="14656"/>
+        </w:tabs>
+        <w:spacing w:after="0" w:line="240" w:lineRule="auto"/>
+        <w:rPr>
+          <w:rFonts w:ascii="Courier New" w:eastAsia="Times New Roman" w:hAnsi="Courier New" w:cs="Courier New"/>
+          <w:kern w:val="0"/>
+          <w:sz w:val="20"/>
+          <w:szCs w:val="20"/>
+          <w14:ligatures w14:val="none"/>
+        </w:rPr>
+      </w:pPr>
+      <w:r>
+        <w:rPr>
+          <w:rFonts w:ascii="Courier New" w:eastAsia="Times New Roman" w:hAnsi="Courier New" w:cs="Courier New"/>
+          <w:kern w:val="0"/>
+          <w:sz w:val="20"/>
+          <w:szCs w:val="20"/>
+          <w14:ligatures w14:val="none"/>
+        </w:rPr>
+        <w:t>4. ORGC-1: Staff Assistant (2019-2020)</w:t>
       </w:r>
     </w:p>
     <w:p>
@@ -11098,127 +11098,127 @@
           <w:szCs w:val="20"/>
           <w14:ligatures w14:val="none"/>
         </w:rPr>
-        <w:t>- DOJ-1: 4 bullets</w:t>
-      </w:r>
-    </w:p>
-    <w:p>
-      <w:pPr>
-        <w:tabs>
-          <w:tab w:val="left" w:pos="916"/>
-          <w:tab w:val="left" w:pos="1832"/>
-          <w:tab w:val="left" w:pos="2748"/>
-          <w:tab w:val="left" w:pos="3664"/>
-          <w:tab w:val="left" w:pos="4580"/>
-          <w:tab w:val="left" w:pos="5496"/>
-          <w:tab w:val="left" w:pos="6412"/>
-          <w:tab w:val="left" w:pos="7328"/>
-          <w:tab w:val="left" w:pos="8244"/>
-          <w:tab w:val="left" w:pos="9160"/>
-          <w:tab w:val="left" w:pos="10076"/>
-          <w:tab w:val="left" w:pos="10992"/>
-          <w:tab w:val="left" w:pos="11908"/>
-          <w:tab w:val="left" w:pos="12824"/>
-          <w:tab w:val="left" w:pos="13740"/>
-          <w:tab w:val="left" w:pos="14656"/>
-        </w:tabs>
-        <w:spacing w:after="0" w:line="240" w:lineRule="auto"/>
-        <w:rPr>
-          <w:rFonts w:ascii="Courier New" w:eastAsia="Times New Roman" w:hAnsi="Courier New" w:cs="Courier New"/>
-          <w:kern w:val="0"/>
-          <w:sz w:val="20"/>
-          <w:szCs w:val="20"/>
-          <w14:ligatures w14:val="none"/>
-        </w:rPr>
-      </w:pPr>
-      <w:r>
-        <w:rPr>
-          <w:rFonts w:ascii="Courier New" w:eastAsia="Times New Roman" w:hAnsi="Courier New" w:cs="Courier New"/>
-          <w:kern w:val="0"/>
-          <w:sz w:val="20"/>
-          <w:szCs w:val="20"/>
-          <w14:ligatures w14:val="none"/>
-        </w:rPr>
-        <w:t>- IMF-1: 3 bullets</w:t>
-      </w:r>
-    </w:p>
-    <w:p>
-      <w:pPr>
-        <w:tabs>
-          <w:tab w:val="left" w:pos="916"/>
-          <w:tab w:val="left" w:pos="1832"/>
-          <w:tab w:val="left" w:pos="2748"/>
-          <w:tab w:val="left" w:pos="3664"/>
-          <w:tab w:val="left" w:pos="4580"/>
-          <w:tab w:val="left" w:pos="5496"/>
-          <w:tab w:val="left" w:pos="6412"/>
-          <w:tab w:val="left" w:pos="7328"/>
-          <w:tab w:val="left" w:pos="8244"/>
-          <w:tab w:val="left" w:pos="9160"/>
-          <w:tab w:val="left" w:pos="10076"/>
-          <w:tab w:val="left" w:pos="10992"/>
-          <w:tab w:val="left" w:pos="11908"/>
-          <w:tab w:val="left" w:pos="12824"/>
-          <w:tab w:val="left" w:pos="13740"/>
-          <w:tab w:val="left" w:pos="14656"/>
-        </w:tabs>
-        <w:spacing w:after="0" w:line="240" w:lineRule="auto"/>
-        <w:rPr>
-          <w:rFonts w:ascii="Courier New" w:eastAsia="Times New Roman" w:hAnsi="Courier New" w:cs="Courier New"/>
-          <w:kern w:val="0"/>
-          <w:sz w:val="20"/>
-          <w:szCs w:val="20"/>
-          <w14:ligatures w14:val="none"/>
-        </w:rPr>
-      </w:pPr>
-      <w:r>
-        <w:rPr>
-          <w:rFonts w:ascii="Courier New" w:eastAsia="Times New Roman" w:hAnsi="Courier New" w:cs="Courier New"/>
-          <w:kern w:val="0"/>
-          <w:sz w:val="20"/>
-          <w:szCs w:val="20"/>
-          <w14:ligatures w14:val="none"/>
-        </w:rPr>
-        <w:t>- IMF-2: 2 bullets</w:t>
-      </w:r>
-    </w:p>
-    <w:p>
-      <w:pPr>
-        <w:tabs>
-          <w:tab w:val="left" w:pos="916"/>
-          <w:tab w:val="left" w:pos="1832"/>
-          <w:tab w:val="left" w:pos="2748"/>
-          <w:tab w:val="left" w:pos="3664"/>
-          <w:tab w:val="left" w:pos="4580"/>
-          <w:tab w:val="left" w:pos="5496"/>
-          <w:tab w:val="left" w:pos="6412"/>
-          <w:tab w:val="left" w:pos="7328"/>
-          <w:tab w:val="left" w:pos="8244"/>
-          <w:tab w:val="left" w:pos="9160"/>
-          <w:tab w:val="left" w:pos="10076"/>
-          <w:tab w:val="left" w:pos="10992"/>
-          <w:tab w:val="left" w:pos="11908"/>
-          <w:tab w:val="left" w:pos="12824"/>
-          <w:tab w:val="left" w:pos="13740"/>
-          <w:tab w:val="left" w:pos="14656"/>
-        </w:tabs>
-        <w:spacing w:after="0" w:line="240" w:lineRule="auto"/>
-        <w:rPr>
-          <w:rFonts w:ascii="Courier New" w:eastAsia="Times New Roman" w:hAnsi="Courier New" w:cs="Courier New"/>
-          <w:kern w:val="0"/>
-          <w:sz w:val="20"/>
-          <w:szCs w:val="20"/>
-          <w14:ligatures w14:val="none"/>
-        </w:rPr>
-      </w:pPr>
-      <w:r>
-        <w:rPr>
-          <w:rFonts w:ascii="Courier New" w:eastAsia="Times New Roman" w:hAnsi="Courier New" w:cs="Courier New"/>
-          <w:kern w:val="0"/>
-          <w:sz w:val="20"/>
-          <w:szCs w:val="20"/>
-          <w14:ligatures w14:val="none"/>
-        </w:rPr>
-        <w:t>- SENATE-1: 2 bullets</w:t>
+        <w:t>- ORGA-1: 4 bullets</w:t>
+      </w:r>
+    </w:p>
+    <w:p>
+      <w:pPr>
+        <w:tabs>
+          <w:tab w:val="left" w:pos="916"/>
+          <w:tab w:val="left" w:pos="1832"/>
+          <w:tab w:val="left" w:pos="2748"/>
+          <w:tab w:val="left" w:pos="3664"/>
+          <w:tab w:val="left" w:pos="4580"/>
+          <w:tab w:val="left" w:pos="5496"/>
+          <w:tab w:val="left" w:pos="6412"/>
+          <w:tab w:val="left" w:pos="7328"/>
+          <w:tab w:val="left" w:pos="8244"/>
+          <w:tab w:val="left" w:pos="9160"/>
+          <w:tab w:val="left" w:pos="10076"/>
+          <w:tab w:val="left" w:pos="10992"/>
+          <w:tab w:val="left" w:pos="11908"/>
+          <w:tab w:val="left" w:pos="12824"/>
+          <w:tab w:val="left" w:pos="13740"/>
+          <w:tab w:val="left" w:pos="14656"/>
+        </w:tabs>
+        <w:spacing w:after="0" w:line="240" w:lineRule="auto"/>
+        <w:rPr>
+          <w:rFonts w:ascii="Courier New" w:eastAsia="Times New Roman" w:hAnsi="Courier New" w:cs="Courier New"/>
+          <w:kern w:val="0"/>
+          <w:sz w:val="20"/>
+          <w:szCs w:val="20"/>
+          <w14:ligatures w14:val="none"/>
+        </w:rPr>
+      </w:pPr>
+      <w:r>
+        <w:rPr>
+          <w:rFonts w:ascii="Courier New" w:eastAsia="Times New Roman" w:hAnsi="Courier New" w:cs="Courier New"/>
+          <w:kern w:val="0"/>
+          <w:sz w:val="20"/>
+          <w:szCs w:val="20"/>
+          <w14:ligatures w14:val="none"/>
+        </w:rPr>
+        <w:t>- ORGB-1: 3 bullets</w:t>
+      </w:r>
+    </w:p>
+    <w:p>
+      <w:pPr>
+        <w:tabs>
+          <w:tab w:val="left" w:pos="916"/>
+          <w:tab w:val="left" w:pos="1832"/>
+          <w:tab w:val="left" w:pos="2748"/>
+          <w:tab w:val="left" w:pos="3664"/>
+          <w:tab w:val="left" w:pos="4580"/>
+          <w:tab w:val="left" w:pos="5496"/>
+          <w:tab w:val="left" w:pos="6412"/>
+          <w:tab w:val="left" w:pos="7328"/>
+          <w:tab w:val="left" w:pos="8244"/>
+          <w:tab w:val="left" w:pos="9160"/>
+          <w:tab w:val="left" w:pos="10076"/>
+          <w:tab w:val="left" w:pos="10992"/>
+          <w:tab w:val="left" w:pos="11908"/>
+          <w:tab w:val="left" w:pos="12824"/>
+          <w:tab w:val="left" w:pos="13740"/>
+          <w:tab w:val="left" w:pos="14656"/>
+        </w:tabs>
+        <w:spacing w:after="0" w:line="240" w:lineRule="auto"/>
+        <w:rPr>
+          <w:rFonts w:ascii="Courier New" w:eastAsia="Times New Roman" w:hAnsi="Courier New" w:cs="Courier New"/>
+          <w:kern w:val="0"/>
+          <w:sz w:val="20"/>
+          <w:szCs w:val="20"/>
+          <w14:ligatures w14:val="none"/>
+        </w:rPr>
+      </w:pPr>
+      <w:r>
+        <w:rPr>
+          <w:rFonts w:ascii="Courier New" w:eastAsia="Times New Roman" w:hAnsi="Courier New" w:cs="Courier New"/>
+          <w:kern w:val="0"/>
+          <w:sz w:val="20"/>
+          <w:szCs w:val="20"/>
+          <w14:ligatures w14:val="none"/>
+        </w:rPr>
+        <w:t>- ORGB-2: 2 bullets</w:t>
+      </w:r>
+    </w:p>
+    <w:p>
+      <w:pPr>
+        <w:tabs>
+          <w:tab w:val="left" w:pos="916"/>
+          <w:tab w:val="left" w:pos="1832"/>
+          <w:tab w:val="left" w:pos="2748"/>
+          <w:tab w:val="left" w:pos="3664"/>
+          <w:tab w:val="left" w:pos="4580"/>
+          <w:tab w:val="left" w:pos="5496"/>
+          <w:tab w:val="left" w:pos="6412"/>
+          <w:tab w:val="left" w:pos="7328"/>
+          <w:tab w:val="left" w:pos="8244"/>
+          <w:tab w:val="left" w:pos="9160"/>
+          <w:tab w:val="left" w:pos="10076"/>
+          <w:tab w:val="left" w:pos="10992"/>
+          <w:tab w:val="left" w:pos="11908"/>
+          <w:tab w:val="left" w:pos="12824"/>
+          <w:tab w:val="left" w:pos="13740"/>
+          <w:tab w:val="left" w:pos="14656"/>
+        </w:tabs>
+        <w:spacing w:after="0" w:line="240" w:lineRule="auto"/>
+        <w:rPr>
+          <w:rFonts w:ascii="Courier New" w:eastAsia="Times New Roman" w:hAnsi="Courier New" w:cs="Courier New"/>
+          <w:kern w:val="0"/>
+          <w:sz w:val="20"/>
+          <w:szCs w:val="20"/>
+          <w14:ligatures w14:val="none"/>
+        </w:rPr>
+      </w:pPr>
+      <w:r>
+        <w:rPr>
+          <w:rFonts w:ascii="Courier New" w:eastAsia="Times New Roman" w:hAnsi="Courier New" w:cs="Courier New"/>
+          <w:kern w:val="0"/>
+          <w:sz w:val="20"/>
+          <w:szCs w:val="20"/>
+          <w14:ligatures w14:val="none"/>
+        </w:rPr>
+        <w:t>- ORGC-1: 2 bullets</w:t>
       </w:r>
     </w:p>
     <w:p>
@@ -11520,7 +11520,7 @@
         </w:rPr>
       </w:pPr>
       <w:r>
-        <w:pict w14:anchorId="7D7C9A76">
+        <w:pict w14:anchorId="43B716F8">
           <v:rect id="Horizontal Line 15" o:spid="_x0000_s1054" alt="" style="width:468pt;height:.05pt;visibility:visible;mso-wrap-style:square;mso-width-percent:0;mso-height-percent:0;mso-left-percent:-10001;mso-top-percent:-10001;mso-position-horizontal:absolute;mso-position-horizontal-relative:char;mso-position-vertical:absolute;mso-position-vertical-relative:line;mso-width-percent:0;mso-height-percent:0;mso-left-percent:-10001;mso-top-percent:-10001;v-text-anchor:top" filled="f">
             <o:lock v:ext="edit" rotation="t" aspectratio="t" verticies="t" text="t" shapetype="t"/>
             <w10:anchorlock/>
@@ -12959,7 +12959,7 @@
         </w:rPr>
       </w:pPr>
       <w:r>
-        <w:t>RIGHT (genuine reframing): "Can your six training sessions at IMF be honestly described as 'cohort-based accelerator design' as defined by this JD?" -- This asks whether existing evidence can be called by a JD term. Reframing.</w:t>
+        <w:t>RIGHT (genuine reframing): "Can your six training sessions at ORG-B be honestly described as 'cohort-based accelerator design' as defined by this JD?" -- This asks whether existing evidence can be called by a JD term. Reframing.</w:t>
       </w:r>
     </w:p>
     <w:p>
@@ -14119,7 +14119,7 @@
           <w:kern w:val="0"/>
           <w14:ligatures w14:val="none"/>
         </w:rPr>
-        <w:t xml:space="preserve"> Q23 asks "Why were you selected for the IMF program?" and Q29 asks "How did you get selected for IMF?" — these are redundant</w:t>
+        <w:t xml:space="preserve"> Q23 asks "Why were you selected for the ORG-B program?" and Q29 asks "How did you get selected for ORG-B?" — these are redundant</w:t>
       </w:r>
     </w:p>
     <w:p>
@@ -16740,7 +16740,7 @@
         </w:rPr>
       </w:pPr>
       <w:r>
-        <w:pict w14:anchorId="6674F9D6">
+        <w:pict w14:anchorId="4FD9C588">
           <v:rect id="Horizontal Line 16" o:spid="_x0000_s1053" alt="" style="width:468pt;height:.05pt;visibility:visible;mso-wrap-style:square;mso-width-percent:0;mso-height-percent:0;mso-left-percent:-10001;mso-top-percent:-10001;mso-position-horizontal:absolute;mso-position-horizontal-relative:char;mso-position-vertical:absolute;mso-position-vertical-relative:line;mso-width-percent:0;mso-height-percent:0;mso-left-percent:-10001;mso-top-percent:-10001;v-text-anchor:top" filled="f">
             <o:lock v:ext="edit" rotation="t" aspectratio="t" verticies="t" text="t" shapetype="t"/>
             <w10:anchorlock/>
@@ -17601,7 +17601,7 @@
         </w:rPr>
       </w:pPr>
       <w:r>
-        <w:pict w14:anchorId="4D6D3DDC">
+        <w:pict w14:anchorId="3D03B561">
           <v:rect id="Horizontal Line 17" o:spid="_x0000_s1052" alt="" style="width:468pt;height:.05pt;visibility:visible;mso-wrap-style:square;mso-width-percent:0;mso-height-percent:0;mso-left-percent:-10001;mso-top-percent:-10001;mso-position-horizontal:absolute;mso-position-horizontal-relative:char;mso-position-vertical:absolute;mso-position-vertical-relative:line;mso-width-percent:0;mso-height-percent:0;mso-left-percent:-10001;mso-top-percent:-10001;v-text-anchor:top" filled="f">
             <o:lock v:ext="edit" rotation="t" aspectratio="t" verticies="t" text="t" shapetype="t"/>
             <w10:anchorlock/>
@@ -17619,7 +17619,7 @@
     </w:p>
     <w:p>
       <w:r>
-        <w:t>Every Phase A answer classified as EXACT, SIMILAR, or PARTIAL must include the archive citation: section name and entry reference (e.g., "METRICS, entry 12" or "FACTUAL, Q about DOJ automation baseline"). If you cannot identify the specific archive entry the answer comes from, classify as NO MATCH — do not present an answer without a citable source. This requirement exists because the model can generate plausible-sounding answers that do not exist in the archive. Citation forces provenance verification.</w:t>
+        <w:t>Every Phase A answer classified as EXACT, SIMILAR, or PARTIAL must include the archive citation: section name and entry reference (e.g., "METRICS, entry 12" or "FACTUAL, Q about ORG-A automation baseline"). If you cannot identify the specific archive entry the answer comes from, classify as NO MATCH — do not present an answer without a citable source. This requirement exists because the model can generate plausible-sounding answers that do not exist in the archive. Citation forces provenance verification.</w:t>
       </w:r>
     </w:p>
     <w:p/>
@@ -17738,7 +17738,7 @@
           <w:szCs w:val="20"/>
           <w14:ligatures w14:val="none"/>
         </w:rPr>
-        <w:t xml:space="preserve">├── Does question specify a role (DOJ, IMF, etc.)? </w:t>
+        <w:t xml:space="preserve">├── Does question specify a role (ORG-A, ORG-B, etc.)? </w:t>
       </w:r>
     </w:p>
     <w:p>
@@ -19062,7 +19062,7 @@
         </w:rPr>
       </w:pPr>
       <w:r>
-        <w:pict w14:anchorId="5F8B16F8">
+        <w:pict w14:anchorId="1BF5B806">
           <v:rect id="Horizontal Line 18" o:spid="_x0000_s1051" alt="" style="width:468pt;height:.05pt;visibility:visible;mso-wrap-style:square;mso-width-percent:0;mso-height-percent:0;mso-left-percent:-10001;mso-top-percent:-10001;mso-position-horizontal:absolute;mso-position-horizontal-relative:char;mso-position-vertical:absolute;mso-position-vertical-relative:line;mso-width-percent:0;mso-height-percent:0;mso-left-percent:-10001;mso-top-percent:-10001;v-text-anchor:top" filled="f">
             <o:lock v:ext="edit" rotation="t" aspectratio="t" verticies="t" text="t" shapetype="t"/>
             <w10:anchorlock/>
@@ -19664,7 +19664,7 @@
         </w:rPr>
       </w:pPr>
       <w:r>
-        <w:pict w14:anchorId="7837B1A4">
+        <w:pict w14:anchorId="3BF99B2D">
           <v:rect id="Horizontal Line 19" o:spid="_x0000_s1050" alt="" style="width:468pt;height:.05pt;visibility:visible;mso-wrap-style:square;mso-width-percent:0;mso-height-percent:0;mso-left-percent:-10001;mso-top-percent:-10001;mso-position-horizontal:absolute;mso-position-horizontal-relative:char;mso-position-vertical:absolute;mso-position-vertical-relative:line;mso-width-percent:0;mso-height-percent:0;mso-left-percent:-10001;mso-top-percent:-10001;v-text-anchor:top" filled="f">
             <o:lock v:ext="edit" rotation="t" aspectratio="t" verticies="t" text="t" shapetype="t"/>
             <w10:anchorlock/>
@@ -19965,7 +19965,7 @@
         </w:rPr>
       </w:pPr>
       <w:r>
-        <w:pict w14:anchorId="17165B44">
+        <w:pict w14:anchorId="77CFC4DD">
           <v:rect id="Horizontal Line 20" o:spid="_x0000_s1049" alt="" style="width:468pt;height:.05pt;visibility:visible;mso-wrap-style:square;mso-width-percent:0;mso-height-percent:0;mso-left-percent:-10001;mso-top-percent:-10001;mso-position-horizontal:absolute;mso-position-horizontal-relative:char;mso-position-vertical:absolute;mso-position-vertical-relative:line;mso-width-percent:0;mso-height-percent:0;mso-left-percent:-10001;mso-top-percent:-10001;v-text-anchor:top" filled="f">
             <o:lock v:ext="edit" rotation="t" aspectratio="t" verticies="t" text="t" shapetype="t"/>
             <w10:anchorlock/>
@@ -20030,7 +20030,7 @@
           <w:kern w:val="0"/>
           <w14:ligatures w14:val="none"/>
         </w:rPr>
-        <w:t>If the QUESTION specifies a role (DOJ, IMF, etc.), ONLY match against archive entries tagged to THAT role</w:t>
+        <w:t>If the QUESTION specifies a role (ORG-A, ORG-B, etc.), ONLY match against archive entries tagged to THAT role</w:t>
       </w:r>
     </w:p>
     <w:p>
@@ -20286,47 +20286,47 @@
           <w:szCs w:val="20"/>
           <w14:ligatures w14:val="none"/>
         </w:rPr>
-        <w:t>Question: "What was the budget for DOJ programs?"</w:t>
-      </w:r>
-    </w:p>
-    <w:p>
-      <w:pPr>
-        <w:tabs>
-          <w:tab w:val="left" w:pos="916"/>
-          <w:tab w:val="left" w:pos="1832"/>
-          <w:tab w:val="left" w:pos="2748"/>
-          <w:tab w:val="left" w:pos="3664"/>
-          <w:tab w:val="left" w:pos="4580"/>
-          <w:tab w:val="left" w:pos="5496"/>
-          <w:tab w:val="left" w:pos="6412"/>
-          <w:tab w:val="left" w:pos="7328"/>
-          <w:tab w:val="left" w:pos="8244"/>
-          <w:tab w:val="left" w:pos="9160"/>
-          <w:tab w:val="left" w:pos="10076"/>
-          <w:tab w:val="left" w:pos="10992"/>
-          <w:tab w:val="left" w:pos="11908"/>
-          <w:tab w:val="left" w:pos="12824"/>
-          <w:tab w:val="left" w:pos="13740"/>
-          <w:tab w:val="left" w:pos="14656"/>
-        </w:tabs>
-        <w:spacing w:after="0" w:line="240" w:lineRule="auto"/>
-        <w:rPr>
-          <w:rFonts w:ascii="Courier New" w:eastAsia="Times New Roman" w:hAnsi="Courier New" w:cs="Courier New"/>
-          <w:kern w:val="0"/>
-          <w:sz w:val="20"/>
-          <w:szCs w:val="20"/>
-          <w14:ligatures w14:val="none"/>
-        </w:rPr>
-      </w:pPr>
-      <w:r>
-        <w:rPr>
-          <w:rFonts w:ascii="Courier New" w:eastAsia="Times New Roman" w:hAnsi="Courier New" w:cs="Courier New"/>
-          <w:kern w:val="0"/>
-          <w:sz w:val="20"/>
-          <w:szCs w:val="20"/>
-          <w14:ligatures w14:val="none"/>
-        </w:rPr>
-        <w:t>Archive: "Q: What was the budget for IMF projects? A: $50K-$300K"</w:t>
+        <w:t>Question: "What was the budget for ORG-A programs?"</w:t>
+      </w:r>
+    </w:p>
+    <w:p>
+      <w:pPr>
+        <w:tabs>
+          <w:tab w:val="left" w:pos="916"/>
+          <w:tab w:val="left" w:pos="1832"/>
+          <w:tab w:val="left" w:pos="2748"/>
+          <w:tab w:val="left" w:pos="3664"/>
+          <w:tab w:val="left" w:pos="4580"/>
+          <w:tab w:val="left" w:pos="5496"/>
+          <w:tab w:val="left" w:pos="6412"/>
+          <w:tab w:val="left" w:pos="7328"/>
+          <w:tab w:val="left" w:pos="8244"/>
+          <w:tab w:val="left" w:pos="9160"/>
+          <w:tab w:val="left" w:pos="10076"/>
+          <w:tab w:val="left" w:pos="10992"/>
+          <w:tab w:val="left" w:pos="11908"/>
+          <w:tab w:val="left" w:pos="12824"/>
+          <w:tab w:val="left" w:pos="13740"/>
+          <w:tab w:val="left" w:pos="14656"/>
+        </w:tabs>
+        <w:spacing w:after="0" w:line="240" w:lineRule="auto"/>
+        <w:rPr>
+          <w:rFonts w:ascii="Courier New" w:eastAsia="Times New Roman" w:hAnsi="Courier New" w:cs="Courier New"/>
+          <w:kern w:val="0"/>
+          <w:sz w:val="20"/>
+          <w:szCs w:val="20"/>
+          <w14:ligatures w14:val="none"/>
+        </w:rPr>
+      </w:pPr>
+      <w:r>
+        <w:rPr>
+          <w:rFonts w:ascii="Courier New" w:eastAsia="Times New Roman" w:hAnsi="Courier New" w:cs="Courier New"/>
+          <w:kern w:val="0"/>
+          <w:sz w:val="20"/>
+          <w:szCs w:val="20"/>
+          <w14:ligatures w14:val="none"/>
+        </w:rPr>
+        <w:t>Archive: "Q: What was the budget for ORG-B projects? A: [range]"</w:t>
       </w:r>
     </w:p>
     <w:p>
@@ -20427,47 +20427,47 @@
           <w14:ligatures w14:val="none"/>
         </w:rPr>
         <w:lastRenderedPageBreak/>
-        <w:t>Question: "What was the budget for IMF country projects?"</w:t>
-      </w:r>
-    </w:p>
-    <w:p>
-      <w:pPr>
-        <w:tabs>
-          <w:tab w:val="left" w:pos="916"/>
-          <w:tab w:val="left" w:pos="1832"/>
-          <w:tab w:val="left" w:pos="2748"/>
-          <w:tab w:val="left" w:pos="3664"/>
-          <w:tab w:val="left" w:pos="4580"/>
-          <w:tab w:val="left" w:pos="5496"/>
-          <w:tab w:val="left" w:pos="6412"/>
-          <w:tab w:val="left" w:pos="7328"/>
-          <w:tab w:val="left" w:pos="8244"/>
-          <w:tab w:val="left" w:pos="9160"/>
-          <w:tab w:val="left" w:pos="10076"/>
-          <w:tab w:val="left" w:pos="10992"/>
-          <w:tab w:val="left" w:pos="11908"/>
-          <w:tab w:val="left" w:pos="12824"/>
-          <w:tab w:val="left" w:pos="13740"/>
-          <w:tab w:val="left" w:pos="14656"/>
-        </w:tabs>
-        <w:spacing w:after="0" w:line="240" w:lineRule="auto"/>
-        <w:rPr>
-          <w:rFonts w:ascii="Courier New" w:eastAsia="Times New Roman" w:hAnsi="Courier New" w:cs="Courier New"/>
-          <w:kern w:val="0"/>
-          <w:sz w:val="20"/>
-          <w:szCs w:val="20"/>
-          <w14:ligatures w14:val="none"/>
-        </w:rPr>
-      </w:pPr>
-      <w:r>
-        <w:rPr>
-          <w:rFonts w:ascii="Courier New" w:eastAsia="Times New Roman" w:hAnsi="Courier New" w:cs="Courier New"/>
-          <w:kern w:val="0"/>
-          <w:sz w:val="20"/>
-          <w:szCs w:val="20"/>
-          <w14:ligatures w14:val="none"/>
-        </w:rPr>
-        <w:t>Archive: "Q: What was the budget for IMF projects? A: $50K-$300K"</w:t>
+        <w:t>Question: "What was the budget for ORG-B country projects?"</w:t>
+      </w:r>
+    </w:p>
+    <w:p>
+      <w:pPr>
+        <w:tabs>
+          <w:tab w:val="left" w:pos="916"/>
+          <w:tab w:val="left" w:pos="1832"/>
+          <w:tab w:val="left" w:pos="2748"/>
+          <w:tab w:val="left" w:pos="3664"/>
+          <w:tab w:val="left" w:pos="4580"/>
+          <w:tab w:val="left" w:pos="5496"/>
+          <w:tab w:val="left" w:pos="6412"/>
+          <w:tab w:val="left" w:pos="7328"/>
+          <w:tab w:val="left" w:pos="8244"/>
+          <w:tab w:val="left" w:pos="9160"/>
+          <w:tab w:val="left" w:pos="10076"/>
+          <w:tab w:val="left" w:pos="10992"/>
+          <w:tab w:val="left" w:pos="11908"/>
+          <w:tab w:val="left" w:pos="12824"/>
+          <w:tab w:val="left" w:pos="13740"/>
+          <w:tab w:val="left" w:pos="14656"/>
+        </w:tabs>
+        <w:spacing w:after="0" w:line="240" w:lineRule="auto"/>
+        <w:rPr>
+          <w:rFonts w:ascii="Courier New" w:eastAsia="Times New Roman" w:hAnsi="Courier New" w:cs="Courier New"/>
+          <w:kern w:val="0"/>
+          <w:sz w:val="20"/>
+          <w:szCs w:val="20"/>
+          <w14:ligatures w14:val="none"/>
+        </w:rPr>
+      </w:pPr>
+      <w:r>
+        <w:rPr>
+          <w:rFonts w:ascii="Courier New" w:eastAsia="Times New Roman" w:hAnsi="Courier New" w:cs="Courier New"/>
+          <w:kern w:val="0"/>
+          <w:sz w:val="20"/>
+          <w:szCs w:val="20"/>
+          <w14:ligatures w14:val="none"/>
+        </w:rPr>
+        <w:t>Archive: "Q: What was the budget for ORG-B projects? A: [range]"</w:t>
       </w:r>
     </w:p>
     <w:p>
@@ -20538,7 +20538,7 @@
         </w:rPr>
       </w:pPr>
       <w:r>
-        <w:pict w14:anchorId="4E7C66CD">
+        <w:pict w14:anchorId="2B0FA178">
           <v:rect id="Horizontal Line 21" o:spid="_x0000_s1048" alt="" style="width:468pt;height:.05pt;visibility:visible;mso-wrap-style:square;mso-width-percent:0;mso-height-percent:0;mso-left-percent:-10001;mso-top-percent:-10001;mso-position-horizontal:absolute;mso-position-horizontal-relative:char;mso-position-vertical:absolute;mso-position-vertical-relative:line;mso-width-percent:0;mso-height-percent:0;mso-left-percent:-10001;mso-top-percent:-10001;v-text-anchor:top" filled="f">
             <o:lock v:ext="edit" rotation="t" aspectratio="t" verticies="t" text="t" shapetype="t"/>
             <w10:anchorlock/>
@@ -21096,7 +21096,7 @@
         </w:rPr>
       </w:pPr>
       <w:r>
-        <w:pict w14:anchorId="5200155F">
+        <w:pict w14:anchorId="1DB83F4C">
           <v:rect id="Horizontal Line 22" o:spid="_x0000_s1047" alt="" style="width:468pt;height:.05pt;visibility:visible;mso-wrap-style:square;mso-width-percent:0;mso-height-percent:0;mso-left-percent:-10001;mso-top-percent:-10001;mso-position-horizontal:absolute;mso-position-horizontal-relative:char;mso-position-vertical:absolute;mso-position-vertical-relative:line;mso-width-percent:0;mso-height-percent:0;mso-left-percent:-10001;mso-top-percent:-10001;v-text-anchor:top" filled="f">
             <o:lock v:ext="edit" rotation="t" aspectratio="t" verticies="t" text="t" shapetype="t"/>
             <w10:anchorlock/>
@@ -21218,7 +21218,7 @@
         </w:rPr>
       </w:pPr>
       <w:r>
-        <w:pict w14:anchorId="7BEEB486">
+        <w:pict w14:anchorId="2D7BA917">
           <v:rect id="Horizontal Line 23" o:spid="_x0000_s1046" alt="" style="width:468pt;height:.05pt;visibility:visible;mso-wrap-style:square;mso-width-percent:0;mso-height-percent:0;mso-left-percent:-10001;mso-top-percent:-10001;mso-position-horizontal:absolute;mso-position-horizontal-relative:char;mso-position-vertical:absolute;mso-position-vertical-relative:line;mso-width-percent:0;mso-height-percent:0;mso-left-percent:-10001;mso-top-percent:-10001;v-text-anchor:top" filled="f">
             <o:lock v:ext="edit" rotation="t" aspectratio="t" verticies="t" text="t" shapetype="t"/>
             <w10:anchorlock/>
@@ -21361,7 +21361,7 @@
           <w:szCs w:val="20"/>
           <w14:ligatures w14:val="none"/>
         </w:rPr>
-        <w:t>-&gt; KNOWN: "DOJ workload + IMF mission lifecycle + dashboard alpha window imply multiple concurrent efforts"</w:t>
+        <w:t>-&gt; KNOWN: "ORG-A workload + ORG-B mission lifecycle + dashboard alpha window imply multiple concurrent efforts"</w:t>
       </w:r>
     </w:p>
     <w:p>
@@ -21601,7 +21601,7 @@
           <w:szCs w:val="20"/>
           <w14:ligatures w14:val="none"/>
         </w:rPr>
-        <w:t>"Question 5 has partial overlap with archive entries about DOJ workload..."</w:t>
+        <w:t>"Question 5 has partial overlap with archive entries about ORG-A workload..."</w:t>
       </w:r>
     </w:p>
     <w:p>
@@ -21632,7 +21632,7 @@
         </w:rPr>
       </w:pPr>
       <w:r>
-        <w:pict w14:anchorId="7EF68907">
+        <w:pict w14:anchorId="0DDE4FAE">
           <v:rect id="Horizontal Line 24" o:spid="_x0000_s1045" alt="" style="width:468pt;height:.05pt;visibility:visible;mso-wrap-style:square;mso-width-percent:0;mso-height-percent:0;mso-left-percent:-10001;mso-top-percent:-10001;mso-position-horizontal:absolute;mso-position-horizontal-relative:char;mso-position-vertical:absolute;mso-position-vertical-relative:line;mso-width-percent:0;mso-height-percent:0;mso-left-percent:-10001;mso-top-percent:-10001;v-text-anchor:top" filled="f">
             <o:lock v:ext="edit" rotation="t" aspectratio="t" verticies="t" text="t" shapetype="t"/>
             <w10:anchorlock/>
@@ -21715,7 +21715,7 @@
         </w:rPr>
       </w:pPr>
       <w:r>
-        <w:pict w14:anchorId="7A221860">
+        <w:pict w14:anchorId="0C3DC295">
           <v:rect id="Horizontal Line 25" o:spid="_x0000_s1044" alt="" style="width:468pt;height:.05pt;visibility:visible;mso-wrap-style:square;mso-width-percent:0;mso-height-percent:0;mso-left-percent:-10001;mso-top-percent:-10001;mso-position-horizontal:absolute;mso-position-horizontal-relative:char;mso-position-vertical:absolute;mso-position-vertical-relative:line;mso-width-percent:0;mso-height-percent:0;mso-left-percent:-10001;mso-top-percent:-10001;v-text-anchor:top" filled="f">
             <o:lock v:ext="edit" rotation="t" aspectratio="t" verticies="t" text="t" shapetype="t"/>
             <w10:anchorlock/>
@@ -22619,7 +22619,7 @@
           <w:szCs w:val="20"/>
           <w14:ligatures w14:val="none"/>
         </w:rPr>
-        <w:t xml:space="preserve">   - Check entries within same role context (DOJ, IMF, etc.)</w:t>
+        <w:t xml:space="preserve">   - Check entries within same role context (ORG-A, ORG-B, etc.)</w:t>
       </w:r>
     </w:p>
     <w:p>
@@ -23520,7 +23520,7 @@
           <w:szCs w:val="20"/>
           <w14:ligatures w14:val="none"/>
         </w:rPr>
-        <w:t>| 22 | Pacific Islands assignment | IMF, Pacific Islands, MD | [None] | — | NO MATCH |</w:t>
+        <w:t>| 22 | Regional conference assignment | ORG-B, regional office, exec | [None] | — | NO MATCH |</w:t>
       </w:r>
     </w:p>
     <w:p>
@@ -24386,7 +24386,7 @@
         </w:rPr>
       </w:pPr>
       <w:r>
-        <w:pict w14:anchorId="5E8BC62E">
+        <w:pict w14:anchorId="4324BD73">
           <v:rect id="Horizontal Line 26" o:spid="_x0000_s1043" alt="" style="width:468pt;height:.05pt;visibility:visible;mso-wrap-style:square;mso-width-percent:0;mso-height-percent:0;mso-left-percent:-10001;mso-top-percent:-10001;mso-position-horizontal:absolute;mso-position-horizontal-relative:char;mso-position-vertical:absolute;mso-position-vertical-relative:line;mso-width-percent:0;mso-height-percent:0;mso-left-percent:-10001;mso-top-percent:-10001;v-text-anchor:top" filled="f">
             <o:lock v:ext="edit" rotation="t" aspectratio="t" verticies="t" text="t" shapetype="t"/>
             <w10:anchorlock/>
@@ -25781,7 +25781,7 @@
         </w:rPr>
       </w:pPr>
       <w:r>
-        <w:pict w14:anchorId="74C85FE9">
+        <w:pict w14:anchorId="41225277">
           <v:rect id="Horizontal Line 27" o:spid="_x0000_s1042" alt="" style="width:468pt;height:.05pt;visibility:visible;mso-wrap-style:square;mso-width-percent:0;mso-height-percent:0;mso-left-percent:-10001;mso-top-percent:-10001;mso-position-horizontal:absolute;mso-position-horizontal-relative:char;mso-position-vertical:absolute;mso-position-vertical-relative:line;mso-width-percent:0;mso-height-percent:0;mso-left-percent:-10001;mso-top-percent:-10001;v-text-anchor:top" filled="f">
             <o:lock v:ext="edit" rotation="t" aspectratio="t" verticies="t" text="t" shapetype="t"/>
             <w10:anchorlock/>
@@ -27264,7 +27264,7 @@
         </w:rPr>
       </w:pPr>
       <w:r>
-        <w:pict w14:anchorId="0160945A">
+        <w:pict w14:anchorId="4381522F">
           <v:rect id="Horizontal Line 28" o:spid="_x0000_s1041" alt="" style="width:468pt;height:.05pt;visibility:visible;mso-wrap-style:square;mso-width-percent:0;mso-height-percent:0;mso-left-percent:-10001;mso-top-percent:-10001;mso-position-horizontal:absolute;mso-position-horizontal-relative:char;mso-position-vertical:absolute;mso-position-vertical-relative:line;mso-width-percent:0;mso-height-percent:0;mso-left-percent:-10001;mso-top-percent:-10001;v-text-anchor:top" filled="f">
             <o:lock v:ext="edit" rotation="t" aspectratio="t" verticies="t" text="t" shapetype="t"/>
             <w10:anchorlock/>
@@ -28174,7 +28174,7 @@
         </w:rPr>
       </w:pPr>
       <w:r>
-        <w:pict w14:anchorId="48DC7470">
+        <w:pict w14:anchorId="78D2EBA3">
           <v:rect id="Horizontal Line 29" o:spid="_x0000_s1040" alt="" style="width:468pt;height:.05pt;visibility:visible;mso-wrap-style:square;mso-width-percent:0;mso-height-percent:0;mso-left-percent:-10001;mso-top-percent:-10001;mso-position-horizontal:absolute;mso-position-horizontal-relative:char;mso-position-vertical:absolute;mso-position-vertical-relative:line;mso-width-percent:0;mso-height-percent:0;mso-left-percent:-10001;mso-top-percent:-10001;v-text-anchor:top" filled="f">
             <o:lock v:ext="edit" rotation="t" aspectratio="t" verticies="t" text="t" shapetype="t"/>
             <w10:anchorlock/>
@@ -28702,7 +28702,7 @@
         </w:rPr>
       </w:pPr>
       <w:r>
-        <w:pict w14:anchorId="22333DF4">
+        <w:pict w14:anchorId="7A5F1F9F">
           <v:rect id="Horizontal Line 30" o:spid="_x0000_s1039" alt="" style="width:468pt;height:.05pt;visibility:visible;mso-wrap-style:square;mso-width-percent:0;mso-height-percent:0;mso-left-percent:-10001;mso-top-percent:-10001;mso-position-horizontal:absolute;mso-position-horizontal-relative:char;mso-position-vertical:absolute;mso-position-vertical-relative:line;mso-width-percent:0;mso-height-percent:0;mso-left-percent:-10001;mso-top-percent:-10001;v-text-anchor:top" filled="f">
             <o:lock v:ext="edit" rotation="t" aspectratio="t" verticies="t" text="t" shapetype="t"/>
             <w10:anchorlock/>
@@ -29824,7 +29824,7 @@
         </w:rPr>
       </w:pPr>
       <w:r>
-        <w:pict w14:anchorId="2CA670C6">
+        <w:pict w14:anchorId="15E004E4">
           <v:rect id="Horizontal Line 31" o:spid="_x0000_s1038" alt="" style="width:468pt;height:.05pt;visibility:visible;mso-wrap-style:square;mso-width-percent:0;mso-height-percent:0;mso-left-percent:-10001;mso-top-percent:-10001;mso-position-horizontal:absolute;mso-position-horizontal-relative:char;mso-position-vertical:absolute;mso-position-vertical-relative:line;mso-width-percent:0;mso-height-percent:0;mso-left-percent:-10001;mso-top-percent:-10001;v-text-anchor:top" filled="f">
             <o:lock v:ext="edit" rotation="t" aspectratio="t" verticies="t" text="t" shapetype="t"/>
             <w10:anchorlock/>
@@ -30599,7 +30599,7 @@
         </w:rPr>
       </w:pPr>
       <w:r>
-        <w:pict w14:anchorId="1EBB3ED0">
+        <w:pict w14:anchorId="32F14E94">
           <v:rect id="Horizontal Line 32" o:spid="_x0000_s1037" alt="" style="width:468pt;height:.05pt;visibility:visible;mso-wrap-style:square;mso-width-percent:0;mso-height-percent:0;mso-left-percent:-10001;mso-top-percent:-10001;mso-position-horizontal:absolute;mso-position-horizontal-relative:char;mso-position-vertical:absolute;mso-position-vertical-relative:line;mso-width-percent:0;mso-height-percent:0;mso-left-percent:-10001;mso-top-percent:-10001;v-text-anchor:top" filled="f">
             <o:lock v:ext="edit" rotation="t" aspectratio="t" verticies="t" text="t" shapetype="t"/>
             <w10:anchorlock/>
@@ -31482,7 +31482,7 @@
         </w:rPr>
       </w:pPr>
       <w:r>
-        <w:pict w14:anchorId="184BA980">
+        <w:pict w14:anchorId="38EA9929">
           <v:rect id="Horizontal Line 33" o:spid="_x0000_s1036" alt="" style="width:468pt;height:.05pt;visibility:visible;mso-wrap-style:square;mso-width-percent:0;mso-height-percent:0;mso-left-percent:-10001;mso-top-percent:-10001;mso-position-horizontal:absolute;mso-position-horizontal-relative:char;mso-position-vertical:absolute;mso-position-vertical-relative:line;mso-width-percent:0;mso-height-percent:0;mso-left-percent:-10001;mso-top-percent:-10001;v-text-anchor:top" filled="f">
             <o:lock v:ext="edit" rotation="t" aspectratio="t" verticies="t" text="t" shapetype="t"/>
             <w10:anchorlock/>
@@ -32460,7 +32460,7 @@
         </w:rPr>
       </w:pPr>
       <w:r>
-        <w:pict w14:anchorId="379909F9">
+        <w:pict w14:anchorId="59553B52">
           <v:rect id="Horizontal Line 34" o:spid="_x0000_s1035" alt="" style="width:468pt;height:.05pt;visibility:visible;mso-wrap-style:square;mso-width-percent:0;mso-height-percent:0;mso-left-percent:-10001;mso-top-percent:-10001;mso-position-horizontal:absolute;mso-position-horizontal-relative:char;mso-position-vertical:absolute;mso-position-vertical-relative:line;mso-width-percent:0;mso-height-percent:0;mso-left-percent:-10001;mso-top-percent:-10001;v-text-anchor:top" filled="f">
             <o:lock v:ext="edit" rotation="t" aspectratio="t" verticies="t" text="t" shapetype="t"/>
             <w10:anchorlock/>
@@ -32797,7 +32797,7 @@
         </w:rPr>
       </w:pPr>
       <w:r>
-        <w:pict w14:anchorId="0C60C5CB">
+        <w:pict w14:anchorId="289C43DE">
           <v:rect id="Horizontal Line 35" o:spid="_x0000_s1034" alt="" style="width:468pt;height:.05pt;visibility:visible;mso-wrap-style:square;mso-width-percent:0;mso-height-percent:0;mso-left-percent:-10001;mso-top-percent:-10001;mso-position-horizontal:absolute;mso-position-horizontal-relative:char;mso-position-vertical:absolute;mso-position-vertical-relative:line;mso-width-percent:0;mso-height-percent:0;mso-left-percent:-10001;mso-top-percent:-10001;v-text-anchor:top" filled="f">
             <o:lock v:ext="edit" rotation="t" aspectratio="t" verticies="t" text="t" shapetype="t"/>
             <w10:anchorlock/>
@@ -32880,7 +32880,7 @@
         </w:rPr>
       </w:pPr>
       <w:r>
-        <w:pict w14:anchorId="2F397D9D">
+        <w:pict w14:anchorId="10D61E51">
           <v:rect id="Horizontal Line 36" o:spid="_x0000_s1033" alt="" style="width:468pt;height:.05pt;visibility:visible;mso-wrap-style:square;mso-width-percent:0;mso-height-percent:0;mso-left-percent:-10001;mso-top-percent:-10001;mso-position-horizontal:absolute;mso-position-horizontal-relative:char;mso-position-vertical:absolute;mso-position-vertical-relative:line;mso-width-percent:0;mso-height-percent:0;mso-left-percent:-10001;mso-top-percent:-10001;v-text-anchor:top" filled="f">
             <o:lock v:ext="edit" rotation="t" aspectratio="t" verticies="t" text="t" shapetype="t"/>
             <w10:anchorlock/>
@@ -33369,7 +33369,7 @@
         </w:rPr>
       </w:pPr>
       <w:r>
-        <w:pict w14:anchorId="365AF8A8">
+        <w:pict w14:anchorId="165E767E">
           <v:rect id="Horizontal Line 37" o:spid="_x0000_s1032" alt="" style="width:468pt;height:.05pt;visibility:visible;mso-wrap-style:square;mso-width-percent:0;mso-height-percent:0;mso-left-percent:-10001;mso-top-percent:-10001;mso-position-horizontal:absolute;mso-position-horizontal-relative:char;mso-position-vertical:absolute;mso-position-vertical-relative:line;mso-width-percent:0;mso-height-percent:0;mso-left-percent:-10001;mso-top-percent:-10001;v-text-anchor:top" filled="f">
             <o:lock v:ext="edit" rotation="t" aspectratio="t" verticies="t" text="t" shapetype="t"/>
             <w10:anchorlock/>
@@ -34541,7 +34541,7 @@
         </w:rPr>
       </w:pPr>
       <w:r>
-        <w:pict w14:anchorId="5FB48AFE">
+        <w:pict w14:anchorId="04A77177">
           <v:rect id="Horizontal Line 38" o:spid="_x0000_s1031" alt="" style="width:468pt;height:.05pt;visibility:visible;mso-wrap-style:square;mso-width-percent:0;mso-height-percent:0;mso-left-percent:-10001;mso-top-percent:-10001;mso-position-horizontal:absolute;mso-position-horizontal-relative:char;mso-position-vertical:absolute;mso-position-vertical-relative:line;mso-width-percent:0;mso-height-percent:0;mso-left-percent:-10001;mso-top-percent:-10001;v-text-anchor:top" filled="f">
             <o:lock v:ext="edit" rotation="t" aspectratio="t" verticies="t" text="t" shapetype="t"/>
             <w10:anchorlock/>
@@ -37681,7 +37681,7 @@
         </w:rPr>
       </w:pPr>
       <w:r>
-        <w:pict w14:anchorId="1B1C4B35">
+        <w:pict w14:anchorId="4FC0B70A">
           <v:rect id="Horizontal Line 39" o:spid="_x0000_s1030" alt="" style="width:468pt;height:.05pt;visibility:visible;mso-wrap-style:square;mso-width-percent:0;mso-height-percent:0;mso-left-percent:-10001;mso-top-percent:-10001;mso-position-horizontal:absolute;mso-position-horizontal-relative:char;mso-position-vertical:absolute;mso-position-vertical-relative:line;mso-width-percent:0;mso-height-percent:0;mso-left-percent:-10001;mso-top-percent:-10001;v-text-anchor:top" filled="f">
             <o:lock v:ext="edit" rotation="t" aspectratio="t" verticies="t" text="t" shapetype="t"/>
             <w10:anchorlock/>
@@ -38684,7 +38684,7 @@
         </w:rPr>
       </w:pPr>
       <w:r>
-        <w:pict w14:anchorId="5890ED71">
+        <w:pict w14:anchorId="38DC9448">
           <v:rect id="Horizontal Line 40" o:spid="_x0000_s1029" alt="" style="width:468pt;height:.05pt;visibility:visible;mso-wrap-style:square;mso-width-percent:0;mso-height-percent:0;mso-left-percent:-10001;mso-top-percent:-10001;mso-position-horizontal:absolute;mso-position-horizontal-relative:char;mso-position-vertical:absolute;mso-position-vertical-relative:line;mso-width-percent:0;mso-height-percent:0;mso-left-percent:-10001;mso-top-percent:-10001;v-text-anchor:top" filled="f">
             <o:lock v:ext="edit" rotation="t" aspectratio="t" verticies="t" text="t" shapetype="t"/>
             <w10:anchorlock/>
@@ -40701,7 +40701,7 @@
         </w:rPr>
       </w:pPr>
       <w:r>
-        <w:pict w14:anchorId="64828FD7">
+        <w:pict w14:anchorId="1A4B9AC0">
           <v:rect id="Horizontal Line 41" o:spid="_x0000_s1028" alt="" style="width:468pt;height:.05pt;visibility:visible;mso-wrap-style:square;mso-width-percent:0;mso-height-percent:0;mso-left-percent:-10001;mso-top-percent:-10001;mso-position-horizontal:absolute;mso-position-horizontal-relative:char;mso-position-vertical:absolute;mso-position-vertical-relative:line;mso-width-percent:0;mso-height-percent:0;mso-left-percent:-10001;mso-top-percent:-10001;v-text-anchor:top" filled="f">
             <o:lock v:ext="edit" rotation="t" aspectratio="t" verticies="t" text="t" shapetype="t"/>
             <w10:anchorlock/>
@@ -41130,7 +41130,7 @@
           <w:kern w:val="0"/>
           <w14:ligatures w14:val="none"/>
         </w:rPr>
-        <w:t>RULES: numeric_tokens lists every token exactly as it may appear on the resume, including signs (40%, 15+, 53,000, five). A phrasing with two numbers (reduced 30 hours to 18 hours weekly) lists both (30 and 18). qualitative_only entries carry the numbers the Q&amp;A Archive mentioned observationally; the harness blocks these tokens on sight, which mechanically enforces the QUALITATIVE ONLY rule and Metric Promotion Pattern 1.</w:t>
+        <w:t>RULES: numeric_tokens lists every token exactly as it may appear on the resume, including signs (40%, 15+, 12,000, five). A phrasing with two numbers (reduced 30 hours to 18 hours weekly) lists both (30 and 18). qualitative_only entries carry the numbers the Q&amp;A Archive mentioned observationally; the harness blocks these tokens on sight, which mechanically enforces the QUALITATIVE ONLY rule and Metric Promotion Pattern 1.</w:t>
       </w:r>
     </w:p>
     <w:p>
@@ -41495,7 +41495,7 @@
         </w:rPr>
       </w:pPr>
       <w:r>
-        <w:pict w14:anchorId="5F84AE0C">
+        <w:pict w14:anchorId="7E59EC14">
           <v:rect id="Horizontal Line 42" o:spid="_x0000_s1027" alt="" style="width:468pt;height:.05pt;visibility:visible;mso-wrap-style:square;mso-width-percent:0;mso-height-percent:0;mso-left-percent:-10001;mso-top-percent:-10001;mso-position-horizontal:absolute;mso-position-horizontal-relative:char;mso-position-vertical:absolute;mso-position-vertical-relative:line;mso-width-percent:0;mso-height-percent:0;mso-left-percent:-10001;mso-top-percent:-10001;v-text-anchor:top" filled="f">
             <o:lock v:ext="edit" rotation="t" aspectratio="t" verticies="t" text="t" shapetype="t"/>
             <w10:anchorlock/>
@@ -41663,7 +41663,7 @@
         </w:rPr>
       </w:pPr>
       <w:r>
-        <w:pict w14:anchorId="6DFA601E">
+        <w:pict w14:anchorId="62D3530B">
           <v:rect id="Horizontal Line 43" o:spid="_x0000_s1026" alt="" style="width:468pt;height:.05pt;visibility:visible;mso-wrap-style:square;mso-width-percent:0;mso-height-percent:0;mso-left-percent:-10001;mso-top-percent:-10001;mso-position-horizontal:absolute;mso-position-horizontal-relative:char;mso-position-vertical:absolute;mso-position-vertical-relative:line;mso-width-percent:0;mso-height-percent:0;mso-left-percent:-10001;mso-top-percent:-10001;v-text-anchor:top" filled="f">
             <o:lock v:ext="edit" rotation="t" aspectratio="t" verticies="t" text="t" shapetype="t"/>
             <w10:anchorlock/>
@@ -41683,7 +41683,7 @@
 </file>
 
 <file path=word/numbering.xml><?xml version="1.0" encoding="utf-8"?>
-<w:numbering xmlns:wpc="http://schemas.microsoft.com/office/word/2010/wordprocessingCanvas" xmlns:cx="http://schemas.microsoft.com/office/drawing/2014/chartex" xmlns:cx1="http://schemas.microsoft.com/office/drawing/2015/9/8/chartex" xmlns:cx2="http://schemas.microsoft.com/office/drawing/2015/10/21/chartex" xmlns:cx3="http://schemas.microsoft.com/office/drawing/2016/5/9/chartex" xmlns:cx4="http://schemas.microsoft.com/office/drawing/2016/5/10/chartex" xmlns:cx5="http://schemas.microsoft.com/office/drawing/2016/5/11/chartex" xmlns:cx6="http://schemas.microsoft.com/office/drawing/2016/5/12/chartex" xmlns:cx7="http://schemas.microsoft.com/office/drawing/2016/5/13/chartex" xmlns:cx8="http://schemas.microsoft.com/office/drawing/2016/5/14/chartex" xmlns:mc="http://schemas.openxmlformats.org/markup-compatibility/2006" xmlns:m="http://schemas.openxmlformats.org/officeDocument/2006/math" xmlns:aink="http://schemas.microsoft.com/office/drawing/2016/ink" xmlns:am3d="http://schemas.microsoft.com/office/drawing/2017/model3d" xmlns:oel="http://schemas.microsoft.com/office/2019/extlst" xmlns:r="http://schemas.openxmlformats.org/officeDocument/2006/relationships" xmlns:wp14="http://schemas.microsoft.com/office/word/2010/wordprocessingDrawing" xmlns:wp="http://schemas.openxmlformats.org/drawingml/2006/wordprocessingDrawing" xmlns:wpg="http://schemas.microsoft.com/office/word/2010/wordprocessingGroup" xmlns:wpi="http://schemas.microsoft.com/office/word/2010/wordprocessingInk" xmlns:wps="http://schemas.microsoft.com/office/word/2010/wordprocessingShape" xmlns:o="urn:schemas-microsoft-com:office:office" xmlns:v="urn:schemas-microsoft-com:vml" xmlns:w10="urn:schemas-microsoft-com:office:word" xmlns:w="http://schemas.openxmlformats.org/wordprocessingml/2006/main" xmlns:w14="http://schemas.microsoft.com/office/word/2010/wordml" xmlns:w15="http://schemas.microsoft.com/office/word/2012/wordml" xmlns:w16cex="http://schemas.microsoft.com/office/word/2018/wordml/cex" xmlns:w16cid="http://schemas.microsoft.com/office/word/2016/wordml/cid" xmlns:w16="http://schemas.microsoft.com/office/word/2018/wordml" xmlns:w16sdtdh="http://schemas.microsoft.com/office/word/2020/wordml/sdtdatahash" xmlns:w16sdtfl="http://schemas.microsoft.com/office/word/2024/wordml/sdtformatlock" xmlns:w16se="http://schemas.microsoft.com/office/word/2015/wordml/symex" xmlns:w16du="http://schemas.microsoft.com/office/word/2023/wordml/word16du" xmlns:wne="http://schemas.microsoft.com/office/word/2006/wordml" mc:Ignorable="w14 w15 w16se w16cid w16 w16cex w16sdtdh w16sdtfl w16du wp14">
+<w:numbering xmlns:wpc="http://schemas.microsoft.com/office/word/2010/wordprocessingCanvas" xmlns:cx="http://schemas.microsoft.com/office/drawing/2014/chartex" xmlns:cx1="http://schemas.microsoft.com/office/drawing/2015/9/8/chartex" xmlns:cx2="http://schemas.microsoft.com/office/drawing/2015/10/21/chartex" xmlns:cx3="http://schemas.microsoft.com/office/drawing/2016/5/9/chartex" xmlns:cx4="http://schemas.microsoft.com/office/drawing/2016/5/10/chartex" xmlns:cx5="http://schemas.microsoft.com/office/drawing/2016/5/11/chartex" xmlns:cx6="http://schemas.microsoft.com/office/drawing/2016/5/12/chartex" xmlns:cx7="http://schemas.microsoft.com/office/drawing/2016/5/13/chartex" xmlns:cx8="http://schemas.microsoft.com/office/drawing/2016/5/14/chartex" xmlns:mc="http://schemas.openxmlformats.org/markup-compatibility/2006" xmlns:m="http://schemas.openxmlformats.org/officeDocument/2006/math" xmlns:aink="http://schemas.microsoft.com/office/drawing/2016/ink" xmlns:am3d="http://schemas.microsoft.com/office/drawing/2017/model3d" xmlns:oel="http://schemas.microsoft.com/office/2019/extlst" xmlns:r="http://schemas.openxmlformats.org/officeDocument/2006/relationships" xmlns:wp14="http://schemas.microsoft.com/office/word/2010/wordprocessingDrawing" xmlns:wp="http://schemas.openxmlformats.org/drawingml/2006/wordprocessingDrawing" xmlns:wpg="http://schemas.microsoft.com/office/word/2010/wordprocessingGroup" xmlns:wpi="http://schemas.microsoft.com/office/word/2010/wordprocessingInk" xmlns:wps="http://schemas.microsoft.com/office/word/2010/wordprocessingShape" xmlns:o="urn:schemas-microsoft-com:office:office" xmlns:v="urn:schemas-microsoft-com:vml" xmlns:w10="urn:schemas-microsoft-com:office:word" xmlns:w="http://schemas.openxmlformats.org/wordprocessingml/2006/main" xmlns:w14="http://schemas.microsoft.com/office/word/2010/wordml" xmlns:w15="http://schemas.microsoft.com/office/word/2012/wordml" xmlns:w16cei="http://schemas.microsoft.com/office/word/2026/wordml/cei" xmlns:w16cex="http://schemas.microsoft.com/office/word/2018/wordml/cex" xmlns:w16cid="http://schemas.microsoft.com/office/word/2016/wordml/cid" xmlns:w16="http://schemas.microsoft.com/office/word/2018/wordml" xmlns:w16sdtdh="http://schemas.microsoft.com/office/word/2020/wordml/sdtdatahash" xmlns:w16sdtfl="http://schemas.microsoft.com/office/word/2024/wordml/sdtformatlock" xmlns:w16se="http://schemas.microsoft.com/office/word/2015/wordml/symex" xmlns:w16du="http://schemas.microsoft.com/office/word/2023/wordml/word16du" xmlns:wne="http://schemas.microsoft.com/office/word/2006/wordml" mc:Ignorable="w14 w15 w16se w16cid w16 w16cex w16sdtdh w16sdtfl w16du wp14">
   <w:abstractNum w:abstractNumId="0" w15:restartNumberingAfterBreak="0">
     <w:nsid w:val="03186B70"/>
     <w:multiLevelType w:val="multilevel"/>
